--- a/doc/AADD User Guide.docx
+++ b/doc/AADD User Guide.docx
@@ -1,6 +1,6 @@
 
 <file path=word/document.xml><?xml version="1.0" encoding="utf-8"?>
-<w:document xmlns:wpc="http://schemas.microsoft.com/office/word/2010/wordprocessingCanvas" xmlns:cx="http://schemas.microsoft.com/office/drawing/2014/chartex" xmlns:cx1="http://schemas.microsoft.com/office/drawing/2015/9/8/chartex" xmlns:cx2="http://schemas.microsoft.com/office/drawing/2015/10/21/chartex" xmlns:cx3="http://schemas.microsoft.com/office/drawing/2016/5/9/chartex" xmlns:cx4="http://schemas.microsoft.com/office/drawing/2016/5/10/chartex" xmlns:cx5="http://schemas.microsoft.com/office/drawing/2016/5/11/chartex" xmlns:cx6="http://schemas.microsoft.com/office/drawing/2016/5/12/chartex" xmlns:cx7="http://schemas.microsoft.com/office/drawing/2016/5/13/chartex" xmlns:cx8="http://schemas.microsoft.com/office/drawing/2016/5/14/chartex" xmlns:mc="http://schemas.openxmlformats.org/markup-compatibility/2006" xmlns:aink="http://schemas.microsoft.com/office/drawing/2016/ink" xmlns:am3d="http://schemas.microsoft.com/office/drawing/2017/model3d" xmlns:o="urn:schemas-microsoft-com:office:office" xmlns:oel="http://schemas.microsoft.com/office/2019/extlst" xmlns:r="http://schemas.openxmlformats.org/officeDocument/2006/relationships" xmlns:m="http://schemas.openxmlformats.org/officeDocument/2006/math" xmlns:v="urn:schemas-microsoft-com:vml" xmlns:wp14="http://schemas.microsoft.com/office/word/2010/wordprocessingDrawing" xmlns:wp="http://schemas.openxmlformats.org/drawingml/2006/wordprocessingDrawing" xmlns:w10="urn:schemas-microsoft-com:office:word" xmlns:w="http://schemas.openxmlformats.org/wordprocessingml/2006/main" xmlns:w14="http://schemas.microsoft.com/office/word/2010/wordml" xmlns:w15="http://schemas.microsoft.com/office/word/2012/wordml" xmlns:w16cex="http://schemas.microsoft.com/office/word/2018/wordml/cex" xmlns:w16cid="http://schemas.microsoft.com/office/word/2016/wordml/cid" xmlns:w16="http://schemas.microsoft.com/office/word/2018/wordml" xmlns:w16du="http://schemas.microsoft.com/office/word/2023/wordml/word16du" xmlns:w16sdtdh="http://schemas.microsoft.com/office/word/2020/wordml/sdtdatahash" xmlns:w16sdtfl="http://schemas.microsoft.com/office/word/2024/wordml/sdtformatlock" xmlns:w16se="http://schemas.microsoft.com/office/word/2015/wordml/symex" xmlns:wpg="http://schemas.microsoft.com/office/word/2010/wordprocessingGroup" xmlns:wpi="http://schemas.microsoft.com/office/word/2010/wordprocessingInk" xmlns:wne="http://schemas.microsoft.com/office/word/2006/wordml" xmlns:wps="http://schemas.microsoft.com/office/word/2010/wordprocessingShape" mc:Ignorable="w14 w15 w16se w16cid w16 w16cex w16sdtdh w16sdtfl w16du wp14">
+<w:document xmlns:wpc="http://schemas.microsoft.com/office/word/2010/wordprocessingCanvas" xmlns:cx="http://schemas.microsoft.com/office/drawing/2014/chartex" xmlns:cx1="http://schemas.microsoft.com/office/drawing/2015/9/8/chartex" xmlns:cx2="http://schemas.microsoft.com/office/drawing/2015/10/21/chartex" xmlns:cx3="http://schemas.microsoft.com/office/drawing/2016/5/9/chartex" xmlns:cx4="http://schemas.microsoft.com/office/drawing/2016/5/10/chartex" xmlns:cx5="http://schemas.microsoft.com/office/drawing/2016/5/11/chartex" xmlns:cx6="http://schemas.microsoft.com/office/drawing/2016/5/12/chartex" xmlns:cx7="http://schemas.microsoft.com/office/drawing/2016/5/13/chartex" xmlns:cx8="http://schemas.microsoft.com/office/drawing/2016/5/14/chartex" xmlns:mc="http://schemas.openxmlformats.org/markup-compatibility/2006" xmlns:aink="http://schemas.microsoft.com/office/drawing/2016/ink" xmlns:am3d="http://schemas.microsoft.com/office/drawing/2017/model3d" xmlns:o="urn:schemas-microsoft-com:office:office" xmlns:oel="http://schemas.microsoft.com/office/2019/extlst" xmlns:r="http://schemas.openxmlformats.org/officeDocument/2006/relationships" xmlns:m="http://schemas.openxmlformats.org/officeDocument/2006/math" xmlns:v="urn:schemas-microsoft-com:vml" xmlns:wp14="http://schemas.microsoft.com/office/word/2010/wordprocessingDrawing" xmlns:wp="http://schemas.openxmlformats.org/drawingml/2006/wordprocessingDrawing" xmlns:w10="urn:schemas-microsoft-com:office:word" xmlns:w="http://schemas.openxmlformats.org/wordprocessingml/2006/main" xmlns:w14="http://schemas.microsoft.com/office/word/2010/wordml" xmlns:w15="http://schemas.microsoft.com/office/word/2012/wordml" xmlns:w16cex="http://schemas.microsoft.com/office/word/2018/wordml/cex" xmlns:w16cid="http://schemas.microsoft.com/office/word/2016/wordml/cid" xmlns:w16="http://schemas.microsoft.com/office/word/2018/wordml" xmlns:w16du="http://schemas.microsoft.com/office/word/2023/wordml/word16du" xmlns:w16sdtdh="http://schemas.microsoft.com/office/word/2020/wordml/sdtdatahash" xmlns:w16se="http://schemas.microsoft.com/office/word/2015/wordml/symex" xmlns:wpg="http://schemas.microsoft.com/office/word/2010/wordprocessingGroup" xmlns:wpi="http://schemas.microsoft.com/office/word/2010/wordprocessingInk" xmlns:wne="http://schemas.microsoft.com/office/word/2006/wordml" xmlns:wps="http://schemas.microsoft.com/office/word/2010/wordprocessingShape" mc:Ignorable="w14 w15 w16se w16cid w16 w16cex w16sdtdh w16du wp14">
   <w:body>
     <w:p>
       <w:pPr>
@@ -4948,21 +4948,7 @@
         <w:rPr>
           <w:lang w:val="en-US"/>
         </w:rPr>
-        <w:t xml:space="preserve">nsures safe inclusion of the true results in the presence of </w:t>
-      </w:r>
-      <w:proofErr w:type="gramStart"/>
-      <w:r>
-        <w:rPr>
-          <w:lang w:val="en-US"/>
-        </w:rPr>
-        <w:t>roundoff-</w:t>
-      </w:r>
-      <w:proofErr w:type="gramEnd"/>
-      <w:r>
-        <w:rPr>
-          <w:lang w:val="en-US"/>
-        </w:rPr>
-        <w:t>errors.</w:t>
+        <w:t>nsures safe inclusion of the true results in the presence of roundoff-errors.</w:t>
       </w:r>
     </w:p>
     <w:p>
@@ -12705,34 +12691,34 @@
         <w:shd w:val="clear" w:color="auto" w:fill="D9D9D9" w:themeFill="background1" w:themeFillShade="D9"/>
       </w:pPr>
       <w:r>
+        <w:t xml:space="preserve">The </w:t>
+      </w:r>
+      <w:proofErr w:type="spellStart"/>
+      <w:r>
+        <w:t>DDBuilder</w:t>
+      </w:r>
+      <w:proofErr w:type="spellEnd"/>
+      <w:r>
+        <w:t xml:space="preserve"> object maintains noise </w:t>
+      </w:r>
+      <w:proofErr w:type="spellStart"/>
+      <w:r>
+        <w:t>symobls</w:t>
+      </w:r>
+      <w:proofErr w:type="spellEnd"/>
+      <w:r>
+        <w:t xml:space="preserve"> and indexes. </w:t>
+      </w:r>
+      <w:r>
+        <w:t>It is not allowed to apply operations on AADD or BDD from different builders</w:t>
+      </w:r>
+      <w:r>
+        <w:t xml:space="preserve">; doing so will throw an exception. </w:t>
+      </w:r>
+    </w:p>
+    <w:p>
+      <w:r>
         <w:lastRenderedPageBreak/>
-        <w:t xml:space="preserve">The </w:t>
-      </w:r>
-      <w:proofErr w:type="spellStart"/>
-      <w:r>
-        <w:t>DDBuilder</w:t>
-      </w:r>
-      <w:proofErr w:type="spellEnd"/>
-      <w:r>
-        <w:t xml:space="preserve"> object maintains noise </w:t>
-      </w:r>
-      <w:proofErr w:type="spellStart"/>
-      <w:r>
-        <w:t>symobls</w:t>
-      </w:r>
-      <w:proofErr w:type="spellEnd"/>
-      <w:r>
-        <w:t xml:space="preserve"> and indexes. </w:t>
-      </w:r>
-      <w:r>
-        <w:t>It is not allowed to apply operations on AADD or BDD from different builders</w:t>
-      </w:r>
-      <w:r>
-        <w:t xml:space="preserve">; doing so will throw an exception. </w:t>
-      </w:r>
-    </w:p>
-    <w:p>
-      <w:r>
         <w:t>In the example,</w:t>
       </w:r>
       <w:r>
@@ -13626,31 +13612,31 @@
     </w:p>
     <w:p>
       <w:r>
+        <w:t>The noise terms are not printed by default; instead, the interval computed by the LP solver is printed; the number 1 in the first ITE parameter is the index in which we can access the condition.</w:t>
+      </w:r>
+    </w:p>
+    <w:p>
+      <w:r>
+        <w:t xml:space="preserve">In the following, we </w:t>
+      </w:r>
+      <w:r>
+        <w:t>give examples in Kotlin and leave the translation to Java to the readers</w:t>
+      </w:r>
+      <w:r>
+        <w:t xml:space="preserve">. </w:t>
+      </w:r>
+    </w:p>
+    <w:p>
+      <w:pPr>
+        <w:pStyle w:val="berschrift2"/>
+      </w:pPr>
+      <w:bookmarkStart w:id="9" w:name="_Toc109644023"/>
+      <w:r>
+        <w:rPr>
+          <w:lang w:val="en-US"/>
+        </w:rPr>
         <w:lastRenderedPageBreak/>
-        <w:t>The noise terms are not printed by default; instead, the interval computed by the LP solver is printed; the number 1 in the first ITE parameter is the index in which we can access the condition.</w:t>
-      </w:r>
-    </w:p>
-    <w:p>
-      <w:r>
-        <w:t xml:space="preserve">In the following, we </w:t>
-      </w:r>
-      <w:r>
-        <w:t>give examples in Kotlin and leave the translation to Java to the readers</w:t>
-      </w:r>
-      <w:r>
-        <w:t xml:space="preserve">. </w:t>
-      </w:r>
-    </w:p>
-    <w:p>
-      <w:pPr>
-        <w:pStyle w:val="berschrift2"/>
-      </w:pPr>
-      <w:bookmarkStart w:id="9" w:name="_Toc109644023"/>
-      <w:r>
-        <w:rPr>
-          <w:lang w:val="en-US"/>
-        </w:rPr>
-        <w:t xml:space="preserve">AADD </w:t>
+        <w:t xml:space="preserve">DD </w:t>
       </w:r>
       <w:r>
         <w:rPr>
@@ -15479,7 +15465,6 @@
         <w:rPr>
           <w:color w:val="000000" w:themeColor="text1"/>
         </w:rPr>
-        <w:lastRenderedPageBreak/>
         <w:t>}</w:t>
       </w:r>
     </w:p>
@@ -16515,7 +16500,6 @@
               <w:rFonts w:ascii="Cambria Math" w:hAnsi="Cambria Math"/>
               <w:lang w:val="en-US"/>
             </w:rPr>
-            <w:lastRenderedPageBreak/>
             <m:t>vol =</m:t>
           </m:r>
           <m:f>
@@ -17196,6 +17180,7 @@
           <w:b w:val="0"/>
           <w:lang w:val="en-US"/>
         </w:rPr>
+        <w:lastRenderedPageBreak/>
         <w:t>The result computed</w:t>
       </w:r>
       <w:r>
@@ -17615,7 +17600,6 @@
     </w:p>
     <w:p>
       <w:r>
-        <w:lastRenderedPageBreak/>
         <w:t xml:space="preserve">In the default case the </w:t>
       </w:r>
       <w:proofErr w:type="spellStart"/>
@@ -17813,6 +17797,7 @@
         <w:pStyle w:val="Code"/>
       </w:pPr>
       <w:r>
+        <w:lastRenderedPageBreak/>
         <w:t>}</w:t>
       </w:r>
     </w:p>
@@ -18106,7 +18091,6 @@
     <w:p/>
     <w:p>
       <w:r>
-        <w:lastRenderedPageBreak/>
         <w:t xml:space="preserve">Since the computation time in affine arithmetic is directly connected to the number of noise symbols of affine forms, using several noise symbols instead of a single error term leads to higher computation times. Therefore, the </w:t>
       </w:r>
       <w:proofErr w:type="spellStart"/>
@@ -18175,6 +18159,7 @@
     </w:p>
     <w:p>
       <w:r>
+        <w:lastRenderedPageBreak/>
         <w:t xml:space="preserve">As every operation introduces at least one new noise symbol to track roundoff errors, the </w:t>
       </w:r>
       <w:proofErr w:type="spellStart"/>
@@ -18522,7 +18507,6 @@
         <w:pStyle w:val="Code"/>
       </w:pPr>
       <w:r>
-        <w:lastRenderedPageBreak/>
         <w:t xml:space="preserve">                    if </w:t>
       </w:r>
       <w:r>
@@ -18848,6 +18832,7 @@
         <w:pStyle w:val="Code"/>
       </w:pPr>
       <w:r>
+        <w:lastRenderedPageBreak/>
         <w:t xml:space="preserve">            }</w:t>
       </w:r>
     </w:p>
@@ -19149,7 +19134,6 @@
         <w:rPr>
           <w:color w:val="000000" w:themeColor="text1"/>
         </w:rPr>
-        <w:lastRenderedPageBreak/>
         <w:t>BDD</w:t>
       </w:r>
       <w:r>
@@ -19768,6 +19752,7 @@
         <w:rPr>
           <w:color w:val="000000" w:themeColor="text1"/>
         </w:rPr>
+        <w:lastRenderedPageBreak/>
         <w:t xml:space="preserve">void </w:t>
       </w:r>
       <w:proofErr w:type="spellStart"/>
@@ -20706,7 +20691,6 @@
         <w:rPr>
           <w:lang w:val="en-US"/>
         </w:rPr>
-        <w:lastRenderedPageBreak/>
         <w:t>Example</w:t>
       </w:r>
       <w:r>
@@ -21269,6 +21253,7 @@
         <w:rPr>
           <w:color w:val="000000" w:themeColor="text1"/>
         </w:rPr>
+        <w:lastRenderedPageBreak/>
         <w:t xml:space="preserve">var </w:t>
       </w:r>
       <w:proofErr w:type="spellStart"/>
@@ -22568,6 +22553,7 @@
         <w:rPr>
           <w:lang w:val="en-US"/>
         </w:rPr>
+        <w:lastRenderedPageBreak/>
         <w:t xml:space="preserve">Now, we get the following result: </w:t>
       </w:r>
     </w:p>
@@ -23649,7 +23635,6 @@
         <w:rPr>
           <w:lang w:val="en-US"/>
         </w:rPr>
-        <w:lastRenderedPageBreak/>
         <w:t>Note, that the number 1 is the index of the 1</w:t>
       </w:r>
       <w:r>
@@ -23720,6 +23705,7 @@
         <w:rPr>
           <w:lang w:val="en-US"/>
         </w:rPr>
+        <w:lastRenderedPageBreak/>
         <w:t xml:space="preserve">Replace the keywords if and else with </w:t>
       </w:r>
       <w:r>
@@ -26266,21 +26252,7 @@
         <w:rPr>
           <w:lang w:val="en-US" w:eastAsia="x-none"/>
         </w:rPr>
-        <w:t xml:space="preserve"> and we might want to save </w:t>
-      </w:r>
-      <w:proofErr w:type="gramStart"/>
-      <w:r>
-        <w:rPr>
-          <w:lang w:val="en-US" w:eastAsia="x-none"/>
-        </w:rPr>
-        <w:t>it</w:t>
-      </w:r>
-      <w:proofErr w:type="gramEnd"/>
-      <w:r>
-        <w:rPr>
-          <w:lang w:val="en-US" w:eastAsia="x-none"/>
-        </w:rPr>
-        <w:t xml:space="preserve"> in a database for later analysis</w:t>
+        <w:t xml:space="preserve"> and we might want to save it in a database for later analysis</w:t>
       </w:r>
       <w:r>
         <w:rPr>
@@ -26402,7 +26374,7 @@
         <w:rPr>
           <w:lang w:val="en-US"/>
         </w:rPr>
-        <w:t>jAADD Class Diagram</w:t>
+        <w:t>AADD Class Diagram</w:t>
       </w:r>
       <w:bookmarkEnd w:id="22"/>
     </w:p>
@@ -26476,1482 +26448,6 @@
     </w:p>
     <w:p>
       <w:pPr>
-        <w:pStyle w:val="Code"/>
-        <w:rPr>
-          <w:sz w:val="18"/>
-          <w:szCs w:val="21"/>
-        </w:rPr>
-      </w:pPr>
-      <w:r>
-        <w:rPr>
-          <w:color w:val="0033B3"/>
-          <w:sz w:val="18"/>
-          <w:szCs w:val="21"/>
-        </w:rPr>
-        <w:t xml:space="preserve">interface </w:t>
-      </w:r>
-      <w:proofErr w:type="spellStart"/>
-      <w:r>
-        <w:rPr>
-          <w:sz w:val="18"/>
-          <w:szCs w:val="21"/>
-        </w:rPr>
-        <w:t>DDBuilder</w:t>
-      </w:r>
-      <w:r>
-        <w:rPr>
-          <w:sz w:val="18"/>
-          <w:szCs w:val="21"/>
-        </w:rPr>
-        <w:t>IF</w:t>
-      </w:r>
-      <w:proofErr w:type="spellEnd"/>
-      <w:r>
-        <w:rPr>
-          <w:sz w:val="18"/>
-          <w:szCs w:val="21"/>
-        </w:rPr>
-        <w:t xml:space="preserve"> {</w:t>
-      </w:r>
-      <w:r>
-        <w:rPr>
-          <w:sz w:val="18"/>
-          <w:szCs w:val="21"/>
-        </w:rPr>
-        <w:br/>
-      </w:r>
-      <w:r>
-        <w:rPr>
-          <w:sz w:val="18"/>
-          <w:szCs w:val="21"/>
-        </w:rPr>
-        <w:br/>
-        <w:t xml:space="preserve">    </w:t>
-      </w:r>
-      <w:r>
-        <w:rPr>
-          <w:i/>
-          <w:iCs/>
-          <w:color w:val="8C8C8C"/>
-          <w:sz w:val="18"/>
-          <w:szCs w:val="21"/>
-        </w:rPr>
-        <w:t>/** Constructors for AADD */</w:t>
-      </w:r>
-      <w:r>
-        <w:rPr>
-          <w:i/>
-          <w:iCs/>
-          <w:color w:val="8C8C8C"/>
-          <w:sz w:val="18"/>
-          <w:szCs w:val="21"/>
-        </w:rPr>
-        <w:br/>
-        <w:t xml:space="preserve">    </w:t>
-      </w:r>
-      <w:r>
-        <w:rPr>
-          <w:color w:val="0033B3"/>
-          <w:sz w:val="18"/>
-          <w:szCs w:val="21"/>
-        </w:rPr>
-        <w:t xml:space="preserve">fun </w:t>
-      </w:r>
-      <w:r>
-        <w:rPr>
-          <w:sz w:val="18"/>
-          <w:szCs w:val="21"/>
-        </w:rPr>
-        <w:t>scalar(value: Double) : AADD</w:t>
-      </w:r>
-      <w:r>
-        <w:rPr>
-          <w:sz w:val="18"/>
-          <w:szCs w:val="21"/>
-        </w:rPr>
-        <w:br/>
-        <w:t xml:space="preserve">    </w:t>
-      </w:r>
-      <w:r>
-        <w:rPr>
-          <w:color w:val="0033B3"/>
-          <w:sz w:val="18"/>
-          <w:szCs w:val="21"/>
-        </w:rPr>
-        <w:t xml:space="preserve">fun </w:t>
-      </w:r>
-      <w:r>
-        <w:rPr>
-          <w:sz w:val="18"/>
-          <w:szCs w:val="21"/>
-        </w:rPr>
-        <w:t>range(min: Double, max: Double, id: String) : AADD</w:t>
-      </w:r>
-      <w:r>
-        <w:rPr>
-          <w:sz w:val="18"/>
-          <w:szCs w:val="21"/>
-        </w:rPr>
-        <w:br/>
-        <w:t xml:space="preserve">    </w:t>
-      </w:r>
-      <w:r>
-        <w:rPr>
-          <w:color w:val="0033B3"/>
-          <w:sz w:val="18"/>
-          <w:szCs w:val="21"/>
-        </w:rPr>
-        <w:t xml:space="preserve">fun </w:t>
-      </w:r>
-      <w:r>
-        <w:rPr>
-          <w:sz w:val="18"/>
-          <w:szCs w:val="21"/>
-        </w:rPr>
-        <w:t xml:space="preserve">range(r: </w:t>
-      </w:r>
-      <w:proofErr w:type="spellStart"/>
-      <w:r>
-        <w:rPr>
-          <w:sz w:val="18"/>
-          <w:szCs w:val="21"/>
-        </w:rPr>
-        <w:t>ClosedFloatingPointRange</w:t>
-      </w:r>
-      <w:proofErr w:type="spellEnd"/>
-      <w:r>
-        <w:rPr>
-          <w:sz w:val="18"/>
-          <w:szCs w:val="21"/>
-        </w:rPr>
-        <w:t>&lt;Double&gt;, id: String) : AADD</w:t>
-      </w:r>
-      <w:r>
-        <w:rPr>
-          <w:sz w:val="18"/>
-          <w:szCs w:val="21"/>
-        </w:rPr>
-        <w:br/>
-        <w:t xml:space="preserve">    </w:t>
-      </w:r>
-      <w:r>
-        <w:rPr>
-          <w:color w:val="0033B3"/>
-          <w:sz w:val="18"/>
-          <w:szCs w:val="21"/>
-        </w:rPr>
-        <w:t xml:space="preserve">fun </w:t>
-      </w:r>
-      <w:r>
-        <w:rPr>
-          <w:sz w:val="18"/>
-          <w:szCs w:val="21"/>
-        </w:rPr>
-        <w:t xml:space="preserve">range(r: </w:t>
-      </w:r>
-      <w:proofErr w:type="spellStart"/>
-      <w:r>
-        <w:rPr>
-          <w:sz w:val="18"/>
-          <w:szCs w:val="21"/>
-        </w:rPr>
-        <w:t>ClosedFloatingPointRange</w:t>
-      </w:r>
-      <w:proofErr w:type="spellEnd"/>
-      <w:r>
-        <w:rPr>
-          <w:sz w:val="18"/>
-          <w:szCs w:val="21"/>
-        </w:rPr>
-        <w:t>&lt;Double&gt;, id: Int) : AADD</w:t>
-      </w:r>
-      <w:r>
-        <w:rPr>
-          <w:sz w:val="18"/>
-          <w:szCs w:val="21"/>
-        </w:rPr>
-        <w:br/>
-        <w:t xml:space="preserve">    </w:t>
-      </w:r>
-      <w:r>
-        <w:rPr>
-          <w:color w:val="0033B3"/>
-          <w:sz w:val="18"/>
-          <w:szCs w:val="21"/>
-        </w:rPr>
-        <w:t xml:space="preserve">fun </w:t>
-      </w:r>
-      <w:r>
-        <w:rPr>
-          <w:sz w:val="18"/>
-          <w:szCs w:val="21"/>
-        </w:rPr>
-        <w:t xml:space="preserve">range(r: </w:t>
-      </w:r>
-      <w:proofErr w:type="spellStart"/>
-      <w:r>
-        <w:rPr>
-          <w:sz w:val="18"/>
-          <w:szCs w:val="21"/>
-        </w:rPr>
-        <w:t>ClosedFloatingPointRange</w:t>
-      </w:r>
-      <w:proofErr w:type="spellEnd"/>
-      <w:r>
-        <w:rPr>
-          <w:sz w:val="18"/>
-          <w:szCs w:val="21"/>
-        </w:rPr>
-        <w:t>&lt;Double&gt;) : AADD</w:t>
-      </w:r>
-      <w:r>
-        <w:rPr>
-          <w:sz w:val="18"/>
-          <w:szCs w:val="21"/>
-        </w:rPr>
-        <w:br/>
-      </w:r>
-      <w:r>
-        <w:rPr>
-          <w:sz w:val="18"/>
-          <w:szCs w:val="21"/>
-        </w:rPr>
-        <w:br/>
-        <w:t xml:space="preserve">    </w:t>
-      </w:r>
-      <w:r>
-        <w:rPr>
-          <w:color w:val="0033B3"/>
-          <w:sz w:val="18"/>
-          <w:szCs w:val="21"/>
-        </w:rPr>
-        <w:t xml:space="preserve">fun </w:t>
-      </w:r>
-      <w:r>
-        <w:rPr>
-          <w:sz w:val="18"/>
-          <w:szCs w:val="21"/>
-        </w:rPr>
-        <w:t>internal(index: Int, T: AADD, F: AADD): AADD</w:t>
-      </w:r>
-      <w:r>
-        <w:rPr>
-          <w:sz w:val="18"/>
-          <w:szCs w:val="21"/>
-        </w:rPr>
-        <w:br/>
-        <w:t xml:space="preserve">    </w:t>
-      </w:r>
-      <w:r>
-        <w:rPr>
-          <w:color w:val="0033B3"/>
-          <w:sz w:val="18"/>
-          <w:szCs w:val="21"/>
-        </w:rPr>
-        <w:t xml:space="preserve">fun </w:t>
-      </w:r>
-      <w:r>
-        <w:rPr>
-          <w:sz w:val="18"/>
-          <w:szCs w:val="21"/>
-        </w:rPr>
-        <w:t xml:space="preserve">leaf(value: </w:t>
-      </w:r>
-      <w:proofErr w:type="spellStart"/>
-      <w:r>
-        <w:rPr>
-          <w:sz w:val="18"/>
-          <w:szCs w:val="21"/>
-        </w:rPr>
-        <w:t>AffineForm</w:t>
-      </w:r>
-      <w:proofErr w:type="spellEnd"/>
-      <w:r>
-        <w:rPr>
-          <w:sz w:val="18"/>
-          <w:szCs w:val="21"/>
-        </w:rPr>
-        <w:t xml:space="preserve">, status: </w:t>
-      </w:r>
-      <w:proofErr w:type="spellStart"/>
-      <w:r>
-        <w:rPr>
-          <w:sz w:val="18"/>
-          <w:szCs w:val="21"/>
-        </w:rPr>
-        <w:t>DD.Status</w:t>
-      </w:r>
-      <w:proofErr w:type="spellEnd"/>
-      <w:r>
-        <w:rPr>
-          <w:sz w:val="18"/>
-          <w:szCs w:val="21"/>
-        </w:rPr>
-        <w:t xml:space="preserve">): </w:t>
-      </w:r>
-      <w:proofErr w:type="spellStart"/>
-      <w:r>
-        <w:rPr>
-          <w:sz w:val="18"/>
-          <w:szCs w:val="21"/>
-        </w:rPr>
-        <w:t>AADDLeaf</w:t>
-      </w:r>
-      <w:proofErr w:type="spellEnd"/>
-      <w:r>
-        <w:rPr>
-          <w:sz w:val="18"/>
-          <w:szCs w:val="21"/>
-        </w:rPr>
-        <w:br/>
-        <w:t xml:space="preserve">    </w:t>
-      </w:r>
-      <w:r>
-        <w:rPr>
-          <w:color w:val="0033B3"/>
-          <w:sz w:val="18"/>
-          <w:szCs w:val="21"/>
-        </w:rPr>
-        <w:t xml:space="preserve">fun </w:t>
-      </w:r>
-      <w:r>
-        <w:rPr>
-          <w:sz w:val="18"/>
-          <w:szCs w:val="21"/>
-        </w:rPr>
-        <w:t xml:space="preserve">leaf(value: </w:t>
-      </w:r>
-      <w:proofErr w:type="spellStart"/>
-      <w:r>
-        <w:rPr>
-          <w:sz w:val="18"/>
-          <w:szCs w:val="21"/>
-        </w:rPr>
-        <w:t>AffineForm</w:t>
-      </w:r>
-      <w:proofErr w:type="spellEnd"/>
-      <w:r>
-        <w:rPr>
-          <w:sz w:val="18"/>
-          <w:szCs w:val="21"/>
-        </w:rPr>
-        <w:t xml:space="preserve">): </w:t>
-      </w:r>
-      <w:proofErr w:type="spellStart"/>
-      <w:r>
-        <w:rPr>
-          <w:sz w:val="18"/>
-          <w:szCs w:val="21"/>
-        </w:rPr>
-        <w:t>AADDLeaf</w:t>
-      </w:r>
-      <w:proofErr w:type="spellEnd"/>
-      <w:r>
-        <w:rPr>
-          <w:sz w:val="18"/>
-          <w:szCs w:val="21"/>
-        </w:rPr>
-        <w:br/>
-      </w:r>
-      <w:r>
-        <w:rPr>
-          <w:sz w:val="18"/>
-          <w:szCs w:val="21"/>
-        </w:rPr>
-        <w:br/>
-        <w:t xml:space="preserve">    </w:t>
-      </w:r>
-      <w:r>
-        <w:rPr>
-          <w:i/>
-          <w:iCs/>
-          <w:color w:val="8C8C8C"/>
-          <w:sz w:val="18"/>
-          <w:szCs w:val="21"/>
-        </w:rPr>
-        <w:t>/** Constructors for BDD */</w:t>
-      </w:r>
-      <w:r>
-        <w:rPr>
-          <w:i/>
-          <w:iCs/>
-          <w:color w:val="8C8C8C"/>
-          <w:sz w:val="18"/>
-          <w:szCs w:val="21"/>
-        </w:rPr>
-        <w:br/>
-        <w:t xml:space="preserve">    </w:t>
-      </w:r>
-      <w:r>
-        <w:rPr>
-          <w:color w:val="0033B3"/>
-          <w:sz w:val="18"/>
-          <w:szCs w:val="21"/>
-        </w:rPr>
-        <w:t xml:space="preserve">fun </w:t>
-      </w:r>
-      <w:r>
-        <w:rPr>
-          <w:sz w:val="18"/>
-          <w:szCs w:val="21"/>
-        </w:rPr>
-        <w:t>variable(</w:t>
-      </w:r>
-      <w:proofErr w:type="spellStart"/>
-      <w:r>
-        <w:rPr>
-          <w:sz w:val="18"/>
-          <w:szCs w:val="21"/>
-        </w:rPr>
-        <w:t>varname</w:t>
-      </w:r>
-      <w:proofErr w:type="spellEnd"/>
-      <w:r>
-        <w:rPr>
-          <w:sz w:val="18"/>
-          <w:szCs w:val="21"/>
-        </w:rPr>
-        <w:t>: String) : BDD</w:t>
-      </w:r>
-      <w:r>
-        <w:rPr>
-          <w:sz w:val="18"/>
-          <w:szCs w:val="21"/>
-        </w:rPr>
-        <w:br/>
-        <w:t xml:space="preserve">    </w:t>
-      </w:r>
-      <w:r>
-        <w:rPr>
-          <w:color w:val="0033B3"/>
-          <w:sz w:val="18"/>
-          <w:szCs w:val="21"/>
-        </w:rPr>
-        <w:t xml:space="preserve">fun </w:t>
-      </w:r>
-      <w:r>
-        <w:rPr>
-          <w:sz w:val="18"/>
-          <w:szCs w:val="21"/>
-        </w:rPr>
-        <w:t>constant(value: Boolean) : BDD</w:t>
-      </w:r>
-      <w:r>
-        <w:rPr>
-          <w:sz w:val="18"/>
-          <w:szCs w:val="21"/>
-        </w:rPr>
-        <w:br/>
-        <w:t xml:space="preserve">    </w:t>
-      </w:r>
-      <w:r>
-        <w:rPr>
-          <w:color w:val="0033B3"/>
-          <w:sz w:val="18"/>
-          <w:szCs w:val="21"/>
-        </w:rPr>
-        <w:t xml:space="preserve">fun </w:t>
-      </w:r>
-      <w:r>
-        <w:rPr>
-          <w:sz w:val="18"/>
-          <w:szCs w:val="21"/>
-        </w:rPr>
-        <w:t>internal(index: Int, T: BDD, F: BDD): BDD</w:t>
-      </w:r>
-      <w:r>
-        <w:rPr>
-          <w:sz w:val="18"/>
-          <w:szCs w:val="21"/>
-        </w:rPr>
-        <w:br/>
-      </w:r>
-      <w:r>
-        <w:rPr>
-          <w:sz w:val="18"/>
-          <w:szCs w:val="21"/>
-        </w:rPr>
-        <w:br/>
-        <w:t xml:space="preserve">    </w:t>
-      </w:r>
-      <w:r>
-        <w:rPr>
-          <w:i/>
-          <w:iCs/>
-          <w:color w:val="8C8C8C"/>
-          <w:sz w:val="18"/>
-          <w:szCs w:val="21"/>
-        </w:rPr>
-        <w:t>/** Constructors for Affine Forms */</w:t>
-      </w:r>
-      <w:r>
-        <w:rPr>
-          <w:sz w:val="18"/>
-          <w:szCs w:val="21"/>
-        </w:rPr>
-        <w:br/>
-        <w:t xml:space="preserve">    </w:t>
-      </w:r>
-      <w:r>
-        <w:rPr>
-          <w:color w:val="0033B3"/>
-          <w:sz w:val="18"/>
-          <w:szCs w:val="21"/>
-        </w:rPr>
-        <w:t xml:space="preserve">fun </w:t>
-      </w:r>
-      <w:r>
-        <w:rPr>
-          <w:sz w:val="18"/>
-          <w:szCs w:val="21"/>
-        </w:rPr>
-        <w:t xml:space="preserve">AF(min: Double, max: Double, symbol: Int): </w:t>
-      </w:r>
-      <w:proofErr w:type="spellStart"/>
-      <w:r>
-        <w:rPr>
-          <w:sz w:val="18"/>
-          <w:szCs w:val="21"/>
-        </w:rPr>
-        <w:t>AffineForm</w:t>
-      </w:r>
-      <w:proofErr w:type="spellEnd"/>
-      <w:r>
-        <w:rPr>
-          <w:sz w:val="18"/>
-          <w:szCs w:val="21"/>
-        </w:rPr>
-        <w:br/>
-        <w:t xml:space="preserve">    </w:t>
-      </w:r>
-      <w:r>
-        <w:rPr>
-          <w:color w:val="0033B3"/>
-          <w:sz w:val="18"/>
-          <w:szCs w:val="21"/>
-        </w:rPr>
-        <w:t xml:space="preserve">fun </w:t>
-      </w:r>
-      <w:r>
-        <w:rPr>
-          <w:sz w:val="18"/>
-          <w:szCs w:val="21"/>
-        </w:rPr>
-        <w:t xml:space="preserve">AF(min: Double, max: Double, symbol: String): </w:t>
-      </w:r>
-      <w:proofErr w:type="spellStart"/>
-      <w:r>
-        <w:rPr>
-          <w:sz w:val="18"/>
-          <w:szCs w:val="21"/>
-        </w:rPr>
-        <w:t>AffineForm</w:t>
-      </w:r>
-      <w:proofErr w:type="spellEnd"/>
-      <w:r>
-        <w:rPr>
-          <w:sz w:val="18"/>
-          <w:szCs w:val="21"/>
-        </w:rPr>
-        <w:br/>
-        <w:t xml:space="preserve">    </w:t>
-      </w:r>
-      <w:r>
-        <w:rPr>
-          <w:color w:val="0033B3"/>
-          <w:sz w:val="18"/>
-          <w:szCs w:val="21"/>
-        </w:rPr>
-        <w:t xml:space="preserve">fun </w:t>
-      </w:r>
-      <w:r>
-        <w:rPr>
-          <w:sz w:val="18"/>
-          <w:szCs w:val="21"/>
-        </w:rPr>
-        <w:t xml:space="preserve">AF(central: Double): </w:t>
-      </w:r>
-      <w:proofErr w:type="spellStart"/>
-      <w:r>
-        <w:rPr>
-          <w:sz w:val="18"/>
-          <w:szCs w:val="21"/>
-        </w:rPr>
-        <w:t>AffineForm</w:t>
-      </w:r>
-      <w:proofErr w:type="spellEnd"/>
-      <w:r>
-        <w:rPr>
-          <w:sz w:val="18"/>
-          <w:szCs w:val="21"/>
-        </w:rPr>
-        <w:br/>
-      </w:r>
-      <w:r>
-        <w:rPr>
-          <w:sz w:val="18"/>
-          <w:szCs w:val="21"/>
-        </w:rPr>
-        <w:br/>
-        <w:t xml:space="preserve">    </w:t>
-      </w:r>
-      <w:r>
-        <w:rPr>
-          <w:i/>
-          <w:iCs/>
-          <w:color w:val="8C8C8C"/>
-          <w:sz w:val="18"/>
-          <w:szCs w:val="21"/>
-        </w:rPr>
-        <w:t>/** Functions for enabling nice control flow annotations */</w:t>
-      </w:r>
-      <w:r>
-        <w:rPr>
-          <w:i/>
-          <w:iCs/>
-          <w:color w:val="8C8C8C"/>
-          <w:sz w:val="18"/>
-          <w:szCs w:val="21"/>
-        </w:rPr>
-        <w:br/>
-        <w:t xml:space="preserve">    </w:t>
-      </w:r>
-      <w:r>
-        <w:rPr>
-          <w:color w:val="0033B3"/>
-          <w:sz w:val="18"/>
-          <w:szCs w:val="21"/>
-        </w:rPr>
-        <w:t xml:space="preserve">fun </w:t>
-      </w:r>
-      <w:r>
-        <w:rPr>
-          <w:sz w:val="18"/>
-          <w:szCs w:val="21"/>
-        </w:rPr>
-        <w:t>IF(</w:t>
-      </w:r>
-      <w:proofErr w:type="spellStart"/>
-      <w:r>
-        <w:rPr>
-          <w:sz w:val="18"/>
-          <w:szCs w:val="21"/>
-        </w:rPr>
-        <w:t>cond</w:t>
-      </w:r>
-      <w:proofErr w:type="spellEnd"/>
-      <w:r>
-        <w:rPr>
-          <w:sz w:val="18"/>
-          <w:szCs w:val="21"/>
-        </w:rPr>
-        <w:t>: BDD): BDD</w:t>
-      </w:r>
-      <w:r>
-        <w:rPr>
-          <w:sz w:val="18"/>
-          <w:szCs w:val="21"/>
-        </w:rPr>
-        <w:br/>
-        <w:t xml:space="preserve">    </w:t>
-      </w:r>
-      <w:r>
-        <w:rPr>
-          <w:color w:val="0033B3"/>
-          <w:sz w:val="18"/>
-          <w:szCs w:val="21"/>
-        </w:rPr>
-        <w:t xml:space="preserve">fun </w:t>
-      </w:r>
-      <w:r>
-        <w:rPr>
-          <w:sz w:val="18"/>
-          <w:szCs w:val="21"/>
-        </w:rPr>
-        <w:t>END(): BDD</w:t>
-      </w:r>
-      <w:r>
-        <w:rPr>
-          <w:sz w:val="18"/>
-          <w:szCs w:val="21"/>
-        </w:rPr>
-        <w:br/>
-        <w:t xml:space="preserve">    </w:t>
-      </w:r>
-      <w:r>
-        <w:rPr>
-          <w:color w:val="0033B3"/>
-          <w:sz w:val="18"/>
-          <w:szCs w:val="21"/>
-        </w:rPr>
-        <w:t xml:space="preserve">fun </w:t>
-      </w:r>
-      <w:r>
-        <w:rPr>
-          <w:sz w:val="18"/>
-          <w:szCs w:val="21"/>
-        </w:rPr>
-        <w:t>ELSE(): BDD</w:t>
-      </w:r>
-      <w:r>
-        <w:rPr>
-          <w:sz w:val="18"/>
-          <w:szCs w:val="21"/>
-        </w:rPr>
-        <w:br/>
-      </w:r>
-      <w:r>
-        <w:rPr>
-          <w:sz w:val="18"/>
-          <w:szCs w:val="21"/>
-        </w:rPr>
-        <w:br/>
-      </w:r>
-      <w:r>
-        <w:rPr>
-          <w:sz w:val="18"/>
-          <w:szCs w:val="21"/>
-        </w:rPr>
-        <w:lastRenderedPageBreak/>
-        <w:t xml:space="preserve">    </w:t>
-      </w:r>
-      <w:r>
-        <w:rPr>
-          <w:i/>
-          <w:iCs/>
-          <w:color w:val="8C8C8C"/>
-          <w:sz w:val="18"/>
-          <w:szCs w:val="21"/>
-        </w:rPr>
-        <w:t>/** Constants */</w:t>
-      </w:r>
-      <w:r>
-        <w:rPr>
-          <w:i/>
-          <w:iCs/>
-          <w:color w:val="8C8C8C"/>
-          <w:sz w:val="18"/>
-          <w:szCs w:val="21"/>
-        </w:rPr>
-        <w:br/>
-        <w:t xml:space="preserve">    </w:t>
-      </w:r>
-      <w:proofErr w:type="spellStart"/>
-      <w:r>
-        <w:rPr>
-          <w:color w:val="0033B3"/>
-          <w:sz w:val="18"/>
-          <w:szCs w:val="21"/>
-        </w:rPr>
-        <w:t>val</w:t>
-      </w:r>
-      <w:proofErr w:type="spellEnd"/>
-      <w:r>
-        <w:rPr>
-          <w:color w:val="0033B3"/>
-          <w:sz w:val="18"/>
-          <w:szCs w:val="21"/>
-        </w:rPr>
-        <w:t xml:space="preserve"> </w:t>
-      </w:r>
-      <w:r>
-        <w:rPr>
-          <w:sz w:val="18"/>
-          <w:szCs w:val="21"/>
-        </w:rPr>
-        <w:t>Reals: AADD</w:t>
-      </w:r>
-      <w:r>
-        <w:rPr>
-          <w:sz w:val="18"/>
-          <w:szCs w:val="21"/>
-        </w:rPr>
-        <w:tab/>
-      </w:r>
-      <w:r>
-        <w:rPr>
-          <w:sz w:val="18"/>
-          <w:szCs w:val="21"/>
-        </w:rPr>
-        <w:tab/>
-        <w:t xml:space="preserve">// Java: </w:t>
-      </w:r>
-      <w:proofErr w:type="spellStart"/>
-      <w:r>
-        <w:rPr>
-          <w:sz w:val="18"/>
-          <w:szCs w:val="21"/>
-        </w:rPr>
-        <w:t>getReals</w:t>
-      </w:r>
-      <w:proofErr w:type="spellEnd"/>
-      <w:r>
-        <w:rPr>
-          <w:sz w:val="18"/>
-          <w:szCs w:val="21"/>
-        </w:rPr>
-        <w:t xml:space="preserve">() must be used. </w:t>
-      </w:r>
-      <w:r>
-        <w:rPr>
-          <w:sz w:val="18"/>
-          <w:szCs w:val="21"/>
-        </w:rPr>
-        <w:br/>
-        <w:t xml:space="preserve">    </w:t>
-      </w:r>
-      <w:proofErr w:type="spellStart"/>
-      <w:r>
-        <w:rPr>
-          <w:color w:val="0033B3"/>
-          <w:sz w:val="18"/>
-          <w:szCs w:val="21"/>
-        </w:rPr>
-        <w:t>val</w:t>
-      </w:r>
-      <w:proofErr w:type="spellEnd"/>
-      <w:r>
-        <w:rPr>
-          <w:color w:val="0033B3"/>
-          <w:sz w:val="18"/>
-          <w:szCs w:val="21"/>
-        </w:rPr>
-        <w:t xml:space="preserve"> </w:t>
-      </w:r>
-      <w:r>
-        <w:rPr>
-          <w:sz w:val="18"/>
-          <w:szCs w:val="21"/>
-        </w:rPr>
-        <w:t>Empty: AADD</w:t>
-      </w:r>
-      <w:r>
-        <w:rPr>
-          <w:sz w:val="18"/>
-          <w:szCs w:val="21"/>
-        </w:rPr>
-        <w:tab/>
-      </w:r>
-      <w:r>
-        <w:rPr>
-          <w:sz w:val="18"/>
-          <w:szCs w:val="21"/>
-        </w:rPr>
-        <w:tab/>
-        <w:t xml:space="preserve">//  … as above, getter for all val. </w:t>
-      </w:r>
-      <w:r>
-        <w:rPr>
-          <w:sz w:val="18"/>
-          <w:szCs w:val="21"/>
-        </w:rPr>
-        <w:br/>
-        <w:t xml:space="preserve">    </w:t>
-      </w:r>
-      <w:proofErr w:type="spellStart"/>
-      <w:r>
-        <w:rPr>
-          <w:color w:val="0033B3"/>
-          <w:sz w:val="18"/>
-          <w:szCs w:val="21"/>
-        </w:rPr>
-        <w:t>val</w:t>
-      </w:r>
-      <w:proofErr w:type="spellEnd"/>
-      <w:r>
-        <w:rPr>
-          <w:color w:val="0033B3"/>
-          <w:sz w:val="18"/>
-          <w:szCs w:val="21"/>
-        </w:rPr>
-        <w:t xml:space="preserve"> </w:t>
-      </w:r>
-      <w:proofErr w:type="spellStart"/>
-      <w:r>
-        <w:rPr>
-          <w:sz w:val="18"/>
-          <w:szCs w:val="21"/>
-        </w:rPr>
-        <w:t>RealsNaN</w:t>
-      </w:r>
-      <w:proofErr w:type="spellEnd"/>
-      <w:r>
-        <w:rPr>
-          <w:sz w:val="18"/>
-          <w:szCs w:val="21"/>
-        </w:rPr>
-        <w:t>: AADD</w:t>
-      </w:r>
-      <w:r>
-        <w:rPr>
-          <w:sz w:val="18"/>
-          <w:szCs w:val="21"/>
-        </w:rPr>
-        <w:br/>
-        <w:t xml:space="preserve">    </w:t>
-      </w:r>
-      <w:proofErr w:type="spellStart"/>
-      <w:r>
-        <w:rPr>
-          <w:color w:val="0033B3"/>
-          <w:sz w:val="18"/>
-          <w:szCs w:val="21"/>
-        </w:rPr>
-        <w:t>val</w:t>
-      </w:r>
-      <w:proofErr w:type="spellEnd"/>
-      <w:r>
-        <w:rPr>
-          <w:color w:val="0033B3"/>
-          <w:sz w:val="18"/>
-          <w:szCs w:val="21"/>
-        </w:rPr>
-        <w:t xml:space="preserve"> </w:t>
-      </w:r>
-      <w:r>
-        <w:rPr>
-          <w:sz w:val="18"/>
-          <w:szCs w:val="21"/>
-        </w:rPr>
-        <w:t>Infeasible: AADD</w:t>
-      </w:r>
-      <w:r>
-        <w:rPr>
-          <w:sz w:val="18"/>
-          <w:szCs w:val="21"/>
-        </w:rPr>
-        <w:br/>
-        <w:t xml:space="preserve">    </w:t>
-      </w:r>
-      <w:proofErr w:type="spellStart"/>
-      <w:r>
-        <w:rPr>
-          <w:color w:val="0033B3"/>
-          <w:sz w:val="18"/>
-          <w:szCs w:val="21"/>
-        </w:rPr>
-        <w:t>val</w:t>
-      </w:r>
-      <w:proofErr w:type="spellEnd"/>
-      <w:r>
-        <w:rPr>
-          <w:color w:val="0033B3"/>
-          <w:sz w:val="18"/>
-          <w:szCs w:val="21"/>
-        </w:rPr>
-        <w:t xml:space="preserve"> </w:t>
-      </w:r>
-      <w:proofErr w:type="spellStart"/>
-      <w:r>
-        <w:rPr>
-          <w:sz w:val="18"/>
-          <w:szCs w:val="21"/>
-        </w:rPr>
-        <w:t>InfeasibleB</w:t>
-      </w:r>
-      <w:proofErr w:type="spellEnd"/>
-      <w:r>
-        <w:rPr>
-          <w:sz w:val="18"/>
-          <w:szCs w:val="21"/>
-        </w:rPr>
-        <w:t>: BDD</w:t>
-      </w:r>
-      <w:r>
-        <w:rPr>
-          <w:sz w:val="18"/>
-          <w:szCs w:val="21"/>
-        </w:rPr>
-        <w:br/>
-        <w:t xml:space="preserve">    </w:t>
-      </w:r>
-      <w:proofErr w:type="spellStart"/>
-      <w:r>
-        <w:rPr>
-          <w:color w:val="0033B3"/>
-          <w:sz w:val="18"/>
-          <w:szCs w:val="21"/>
-        </w:rPr>
-        <w:t>val</w:t>
-      </w:r>
-      <w:proofErr w:type="spellEnd"/>
-      <w:r>
-        <w:rPr>
-          <w:color w:val="0033B3"/>
-          <w:sz w:val="18"/>
-          <w:szCs w:val="21"/>
-        </w:rPr>
-        <w:t xml:space="preserve"> </w:t>
-      </w:r>
-      <w:r>
-        <w:rPr>
-          <w:sz w:val="18"/>
-          <w:szCs w:val="21"/>
-        </w:rPr>
-        <w:t>True: BDD</w:t>
-      </w:r>
-      <w:r>
-        <w:rPr>
-          <w:sz w:val="18"/>
-          <w:szCs w:val="21"/>
-        </w:rPr>
-        <w:br/>
-        <w:t xml:space="preserve">    </w:t>
-      </w:r>
-      <w:proofErr w:type="spellStart"/>
-      <w:r>
-        <w:rPr>
-          <w:color w:val="0033B3"/>
-          <w:sz w:val="18"/>
-          <w:szCs w:val="21"/>
-        </w:rPr>
-        <w:t>val</w:t>
-      </w:r>
-      <w:proofErr w:type="spellEnd"/>
-      <w:r>
-        <w:rPr>
-          <w:color w:val="0033B3"/>
-          <w:sz w:val="18"/>
-          <w:szCs w:val="21"/>
-        </w:rPr>
-        <w:t xml:space="preserve"> </w:t>
-      </w:r>
-      <w:r>
-        <w:rPr>
-          <w:sz w:val="18"/>
-          <w:szCs w:val="21"/>
-        </w:rPr>
-        <w:t>False: BDD</w:t>
-      </w:r>
-      <w:r>
-        <w:rPr>
-          <w:sz w:val="18"/>
-          <w:szCs w:val="21"/>
-        </w:rPr>
-        <w:br/>
-        <w:t xml:space="preserve">    </w:t>
-      </w:r>
-      <w:proofErr w:type="spellStart"/>
-      <w:r>
-        <w:rPr>
-          <w:color w:val="0033B3"/>
-          <w:sz w:val="18"/>
-          <w:szCs w:val="21"/>
-        </w:rPr>
-        <w:t>val</w:t>
-      </w:r>
-      <w:proofErr w:type="spellEnd"/>
-      <w:r>
-        <w:rPr>
-          <w:color w:val="0033B3"/>
-          <w:sz w:val="18"/>
-          <w:szCs w:val="21"/>
-        </w:rPr>
-        <w:t xml:space="preserve"> </w:t>
-      </w:r>
-      <w:proofErr w:type="spellStart"/>
-      <w:r>
-        <w:rPr>
-          <w:sz w:val="18"/>
-          <w:szCs w:val="21"/>
-        </w:rPr>
-        <w:t>AFReals</w:t>
-      </w:r>
-      <w:proofErr w:type="spellEnd"/>
-      <w:r>
-        <w:rPr>
-          <w:sz w:val="18"/>
-          <w:szCs w:val="21"/>
-        </w:rPr>
-        <w:t xml:space="preserve">: </w:t>
-      </w:r>
-      <w:proofErr w:type="spellStart"/>
-      <w:r>
-        <w:rPr>
-          <w:sz w:val="18"/>
-          <w:szCs w:val="21"/>
-        </w:rPr>
-        <w:t>AffineForm</w:t>
-      </w:r>
-      <w:proofErr w:type="spellEnd"/>
-      <w:r>
-        <w:rPr>
-          <w:sz w:val="18"/>
-          <w:szCs w:val="21"/>
-        </w:rPr>
-        <w:br/>
-      </w:r>
-      <w:r>
-        <w:rPr>
-          <w:sz w:val="18"/>
-          <w:szCs w:val="21"/>
-        </w:rPr>
-        <w:br/>
-        <w:t xml:space="preserve">    </w:t>
-      </w:r>
-      <w:r>
-        <w:rPr>
-          <w:color w:val="0033B3"/>
-          <w:sz w:val="18"/>
-          <w:szCs w:val="21"/>
-        </w:rPr>
-        <w:t xml:space="preserve">fun </w:t>
-      </w:r>
-      <w:proofErr w:type="spellStart"/>
-      <w:r>
-        <w:rPr>
-          <w:sz w:val="18"/>
-          <w:szCs w:val="21"/>
-        </w:rPr>
-        <w:t>aaddFromJson</w:t>
-      </w:r>
-      <w:proofErr w:type="spellEnd"/>
-      <w:r>
-        <w:rPr>
-          <w:sz w:val="18"/>
-          <w:szCs w:val="21"/>
-        </w:rPr>
-        <w:t>(</w:t>
-      </w:r>
-      <w:proofErr w:type="spellStart"/>
-      <w:r>
-        <w:rPr>
-          <w:sz w:val="18"/>
-          <w:szCs w:val="21"/>
-        </w:rPr>
-        <w:t>json</w:t>
-      </w:r>
-      <w:proofErr w:type="spellEnd"/>
-      <w:r>
-        <w:rPr>
-          <w:sz w:val="18"/>
-          <w:szCs w:val="21"/>
-        </w:rPr>
-        <w:t>: String): AADD</w:t>
-      </w:r>
-      <w:r>
-        <w:rPr>
-          <w:sz w:val="18"/>
-          <w:szCs w:val="21"/>
-        </w:rPr>
-        <w:br/>
-        <w:t xml:space="preserve">    </w:t>
-      </w:r>
-      <w:r>
-        <w:rPr>
-          <w:color w:val="0033B3"/>
-          <w:sz w:val="18"/>
-          <w:szCs w:val="21"/>
-        </w:rPr>
-        <w:t xml:space="preserve">fun </w:t>
-      </w:r>
-      <w:proofErr w:type="spellStart"/>
-      <w:r>
-        <w:rPr>
-          <w:sz w:val="18"/>
-          <w:szCs w:val="21"/>
-        </w:rPr>
-        <w:t>bddFromJson</w:t>
-      </w:r>
-      <w:proofErr w:type="spellEnd"/>
-      <w:r>
-        <w:rPr>
-          <w:sz w:val="18"/>
-          <w:szCs w:val="21"/>
-        </w:rPr>
-        <w:t>(</w:t>
-      </w:r>
-      <w:proofErr w:type="spellStart"/>
-      <w:r>
-        <w:rPr>
-          <w:sz w:val="18"/>
-          <w:szCs w:val="21"/>
-        </w:rPr>
-        <w:t>json</w:t>
-      </w:r>
-      <w:proofErr w:type="spellEnd"/>
-      <w:r>
-        <w:rPr>
-          <w:sz w:val="18"/>
-          <w:szCs w:val="21"/>
-        </w:rPr>
-        <w:t>: String): BDD</w:t>
-      </w:r>
-      <w:r>
-        <w:rPr>
-          <w:sz w:val="18"/>
-          <w:szCs w:val="21"/>
-        </w:rPr>
-        <w:br/>
-      </w:r>
-      <w:r>
-        <w:rPr>
-          <w:sz w:val="18"/>
-          <w:szCs w:val="21"/>
-        </w:rPr>
-        <w:br/>
-        <w:t xml:space="preserve">    </w:t>
-      </w:r>
-      <w:r>
-        <w:rPr>
-          <w:i/>
-          <w:iCs/>
-          <w:color w:val="8C8C8C"/>
-          <w:sz w:val="18"/>
-          <w:szCs w:val="21"/>
-        </w:rPr>
-        <w:t>/** Settings */</w:t>
-      </w:r>
-      <w:r>
-        <w:rPr>
-          <w:i/>
-          <w:iCs/>
-          <w:color w:val="8C8C8C"/>
-          <w:sz w:val="18"/>
-          <w:szCs w:val="21"/>
-        </w:rPr>
-        <w:br/>
-        <w:t xml:space="preserve">    </w:t>
-      </w:r>
-      <w:r>
-        <w:rPr>
-          <w:color w:val="0033B3"/>
-          <w:sz w:val="18"/>
-          <w:szCs w:val="21"/>
-        </w:rPr>
-        <w:t xml:space="preserve">var </w:t>
-      </w:r>
-      <w:proofErr w:type="spellStart"/>
-      <w:r>
-        <w:rPr>
-          <w:sz w:val="18"/>
-          <w:szCs w:val="21"/>
-        </w:rPr>
-        <w:t>toStringVerbose</w:t>
-      </w:r>
-      <w:proofErr w:type="spellEnd"/>
-      <w:r>
-        <w:rPr>
-          <w:sz w:val="18"/>
-          <w:szCs w:val="21"/>
-        </w:rPr>
-        <w:t xml:space="preserve"> : Boolean </w:t>
-      </w:r>
-      <w:r>
-        <w:rPr>
-          <w:i/>
-          <w:iCs/>
-          <w:color w:val="8C8C8C"/>
-          <w:sz w:val="18"/>
-          <w:szCs w:val="21"/>
-        </w:rPr>
-        <w:t xml:space="preserve">// Sets verbosity of </w:t>
-      </w:r>
-      <w:proofErr w:type="spellStart"/>
-      <w:r>
-        <w:rPr>
-          <w:i/>
-          <w:iCs/>
-          <w:color w:val="8C8C8C"/>
-          <w:sz w:val="18"/>
-          <w:szCs w:val="21"/>
-        </w:rPr>
-        <w:t>toString</w:t>
-      </w:r>
-      <w:proofErr w:type="spellEnd"/>
-      <w:r>
-        <w:rPr>
-          <w:i/>
-          <w:iCs/>
-          <w:color w:val="8C8C8C"/>
-          <w:sz w:val="18"/>
-          <w:szCs w:val="21"/>
-        </w:rPr>
-        <w:t xml:space="preserve"> method</w:t>
-      </w:r>
-      <w:r>
-        <w:rPr>
-          <w:i/>
-          <w:iCs/>
-          <w:color w:val="8C8C8C"/>
-          <w:sz w:val="18"/>
-          <w:szCs w:val="21"/>
-        </w:rPr>
-        <w:br/>
-        <w:t xml:space="preserve">    </w:t>
-      </w:r>
-      <w:r>
-        <w:rPr>
-          <w:color w:val="0033B3"/>
-          <w:sz w:val="18"/>
-          <w:szCs w:val="21"/>
-        </w:rPr>
-        <w:t xml:space="preserve">var </w:t>
-      </w:r>
-      <w:proofErr w:type="spellStart"/>
-      <w:r>
-        <w:rPr>
-          <w:sz w:val="18"/>
-          <w:szCs w:val="21"/>
-        </w:rPr>
-        <w:t>lpCallTh</w:t>
-      </w:r>
-      <w:proofErr w:type="spellEnd"/>
-      <w:r>
-        <w:rPr>
-          <w:sz w:val="18"/>
-          <w:szCs w:val="21"/>
-        </w:rPr>
-        <w:t xml:space="preserve"> : Double </w:t>
-      </w:r>
-      <w:r>
-        <w:rPr>
-          <w:i/>
-          <w:iCs/>
-          <w:color w:val="8C8C8C"/>
-          <w:sz w:val="18"/>
-          <w:szCs w:val="21"/>
-        </w:rPr>
-        <w:t>// Set range from which on the LP solver will be called</w:t>
-      </w:r>
-      <w:r>
-        <w:rPr>
-          <w:i/>
-          <w:iCs/>
-          <w:color w:val="8C8C8C"/>
-          <w:sz w:val="18"/>
-          <w:szCs w:val="21"/>
-        </w:rPr>
-        <w:br/>
-        <w:t xml:space="preserve">    </w:t>
-      </w:r>
-      <w:r>
-        <w:rPr>
-          <w:color w:val="0033B3"/>
-          <w:sz w:val="18"/>
-          <w:szCs w:val="21"/>
-        </w:rPr>
-        <w:t xml:space="preserve">var </w:t>
-      </w:r>
-      <w:proofErr w:type="spellStart"/>
-      <w:r>
-        <w:rPr>
-          <w:sz w:val="18"/>
-          <w:szCs w:val="21"/>
-        </w:rPr>
-        <w:t>joinTh</w:t>
-      </w:r>
-      <w:proofErr w:type="spellEnd"/>
-      <w:r>
-        <w:rPr>
-          <w:sz w:val="18"/>
-          <w:szCs w:val="21"/>
-        </w:rPr>
-        <w:t xml:space="preserve"> : Double </w:t>
-      </w:r>
-      <w:r>
-        <w:rPr>
-          <w:i/>
-          <w:iCs/>
-          <w:color w:val="8C8C8C"/>
-          <w:sz w:val="18"/>
-          <w:szCs w:val="21"/>
-        </w:rPr>
-        <w:t>// Set size of noise symbol below leaves</w:t>
-      </w:r>
-      <w:r>
-        <w:rPr>
-          <w:i/>
-          <w:iCs/>
-          <w:color w:val="8C8C8C"/>
-          <w:sz w:val="18"/>
-          <w:szCs w:val="21"/>
-        </w:rPr>
-        <w:t xml:space="preserve"> are </w:t>
-      </w:r>
-      <w:r>
-        <w:rPr>
-          <w:i/>
-          <w:iCs/>
-          <w:color w:val="8C8C8C"/>
-          <w:sz w:val="18"/>
-          <w:szCs w:val="21"/>
-        </w:rPr>
-        <w:t>joined</w:t>
-      </w:r>
-      <w:r>
-        <w:rPr>
-          <w:i/>
-          <w:iCs/>
-          <w:color w:val="8C8C8C"/>
-          <w:sz w:val="18"/>
-          <w:szCs w:val="21"/>
-        </w:rPr>
-        <w:br/>
-        <w:t xml:space="preserve">    </w:t>
-      </w:r>
-      <w:r>
-        <w:rPr>
-          <w:color w:val="0033B3"/>
-          <w:sz w:val="18"/>
-          <w:szCs w:val="21"/>
-        </w:rPr>
-        <w:t xml:space="preserve">var </w:t>
-      </w:r>
-      <w:proofErr w:type="spellStart"/>
-      <w:r>
-        <w:rPr>
-          <w:sz w:val="18"/>
-          <w:szCs w:val="21"/>
-        </w:rPr>
-        <w:t>lpCalls</w:t>
-      </w:r>
-      <w:proofErr w:type="spellEnd"/>
-      <w:r>
-        <w:rPr>
-          <w:sz w:val="18"/>
-          <w:szCs w:val="21"/>
-        </w:rPr>
-        <w:t>: Int</w:t>
-      </w:r>
-      <w:r>
-        <w:rPr>
-          <w:sz w:val="18"/>
-          <w:szCs w:val="21"/>
-        </w:rPr>
-        <w:br/>
-        <w:t>}</w:t>
-      </w:r>
-    </w:p>
-    <w:p>
-      <w:pPr>
-        <w:pStyle w:val="Code"/>
-        <w:rPr>
-          <w:sz w:val="18"/>
-          <w:szCs w:val="21"/>
-        </w:rPr>
-      </w:pPr>
-    </w:p>
-    <w:p>
-      <w:pPr>
-        <w:pStyle w:val="Code"/>
-        <w:rPr>
-          <w:sz w:val="18"/>
-          <w:szCs w:val="21"/>
-        </w:rPr>
-      </w:pPr>
-    </w:p>
-    <w:p>
-      <w:pPr>
-        <w:pStyle w:val="Code"/>
-        <w:rPr>
-          <w:sz w:val="18"/>
-          <w:szCs w:val="21"/>
-        </w:rPr>
-      </w:pPr>
-    </w:p>
-    <w:p>
-      <w:pPr>
         <w:pStyle w:val="AnnexH2"/>
       </w:pPr>
       <w:bookmarkStart w:id="23" w:name="_Toc109644037"/>
@@ -28354,7 +26850,7 @@
       <w:proofErr w:type="spellStart"/>
       <w:proofErr w:type="gramStart"/>
       <w:r>
-        <w:t>constraintTo</w:t>
+        <w:t>constrainTo</w:t>
       </w:r>
       <w:proofErr w:type="spellEnd"/>
       <w:r>
@@ -29036,13 +27532,8 @@
         </w:rPr>
         <w:t xml:space="preserve">    </w:t>
       </w:r>
-      <w:proofErr w:type="gramStart"/>
-      <w:r>
-        <w:t>public</w:t>
-      </w:r>
-      <w:proofErr w:type="gramEnd"/>
-      <w:r>
-        <w:t xml:space="preserve"> </w:t>
+      <w:r>
+        <w:t xml:space="preserve">public </w:t>
       </w:r>
       <w:r>
         <w:rPr>
@@ -29604,15 +28095,7 @@
       </w:r>
       <w:r>
         <w:br/>
-        <w:t xml:space="preserve"> * The ITE function merges BDD by an if-</w:t>
-      </w:r>
-      <w:proofErr w:type="gramStart"/>
-      <w:r>
-        <w:t>then</w:t>
-      </w:r>
-      <w:proofErr w:type="gramEnd"/>
-      <w:r>
-        <w:t>-else-function.</w:t>
+        <w:t xml:space="preserve"> * The ITE function merges BDD by an if-then-else-function.</w:t>
       </w:r>
       <w:r>
         <w:br/>
@@ -30079,7 +28562,7 @@
 </file>
 
 <file path=word/endnotes.xml><?xml version="1.0" encoding="utf-8"?>
-<w:endnotes xmlns:wpc="http://schemas.microsoft.com/office/word/2010/wordprocessingCanvas" xmlns:cx="http://schemas.microsoft.com/office/drawing/2014/chartex" xmlns:cx1="http://schemas.microsoft.com/office/drawing/2015/9/8/chartex" xmlns:cx2="http://schemas.microsoft.com/office/drawing/2015/10/21/chartex" xmlns:cx3="http://schemas.microsoft.com/office/drawing/2016/5/9/chartex" xmlns:cx4="http://schemas.microsoft.com/office/drawing/2016/5/10/chartex" xmlns:cx5="http://schemas.microsoft.com/office/drawing/2016/5/11/chartex" xmlns:cx6="http://schemas.microsoft.com/office/drawing/2016/5/12/chartex" xmlns:cx7="http://schemas.microsoft.com/office/drawing/2016/5/13/chartex" xmlns:cx8="http://schemas.microsoft.com/office/drawing/2016/5/14/chartex" xmlns:mc="http://schemas.openxmlformats.org/markup-compatibility/2006" xmlns:aink="http://schemas.microsoft.com/office/drawing/2016/ink" xmlns:am3d="http://schemas.microsoft.com/office/drawing/2017/model3d" xmlns:o="urn:schemas-microsoft-com:office:office" xmlns:oel="http://schemas.microsoft.com/office/2019/extlst" xmlns:r="http://schemas.openxmlformats.org/officeDocument/2006/relationships" xmlns:m="http://schemas.openxmlformats.org/officeDocument/2006/math" xmlns:v="urn:schemas-microsoft-com:vml" xmlns:wp14="http://schemas.microsoft.com/office/word/2010/wordprocessingDrawing" xmlns:wp="http://schemas.openxmlformats.org/drawingml/2006/wordprocessingDrawing" xmlns:w10="urn:schemas-microsoft-com:office:word" xmlns:w="http://schemas.openxmlformats.org/wordprocessingml/2006/main" xmlns:w14="http://schemas.microsoft.com/office/word/2010/wordml" xmlns:w15="http://schemas.microsoft.com/office/word/2012/wordml" xmlns:w16cex="http://schemas.microsoft.com/office/word/2018/wordml/cex" xmlns:w16cid="http://schemas.microsoft.com/office/word/2016/wordml/cid" xmlns:w16="http://schemas.microsoft.com/office/word/2018/wordml" xmlns:w16du="http://schemas.microsoft.com/office/word/2023/wordml/word16du" xmlns:w16sdtdh="http://schemas.microsoft.com/office/word/2020/wordml/sdtdatahash" xmlns:w16sdtfl="http://schemas.microsoft.com/office/word/2024/wordml/sdtformatlock" xmlns:w16se="http://schemas.microsoft.com/office/word/2015/wordml/symex" xmlns:wpg="http://schemas.microsoft.com/office/word/2010/wordprocessingGroup" xmlns:wpi="http://schemas.microsoft.com/office/word/2010/wordprocessingInk" xmlns:wne="http://schemas.microsoft.com/office/word/2006/wordml" xmlns:wps="http://schemas.microsoft.com/office/word/2010/wordprocessingShape" mc:Ignorable="w14 w15 w16se w16cid w16 w16cex w16sdtdh w16sdtfl w16du wp14">
+<w:endnotes xmlns:wpc="http://schemas.microsoft.com/office/word/2010/wordprocessingCanvas" xmlns:cx="http://schemas.microsoft.com/office/drawing/2014/chartex" xmlns:cx1="http://schemas.microsoft.com/office/drawing/2015/9/8/chartex" xmlns:cx2="http://schemas.microsoft.com/office/drawing/2015/10/21/chartex" xmlns:cx3="http://schemas.microsoft.com/office/drawing/2016/5/9/chartex" xmlns:cx4="http://schemas.microsoft.com/office/drawing/2016/5/10/chartex" xmlns:cx5="http://schemas.microsoft.com/office/drawing/2016/5/11/chartex" xmlns:cx6="http://schemas.microsoft.com/office/drawing/2016/5/12/chartex" xmlns:cx7="http://schemas.microsoft.com/office/drawing/2016/5/13/chartex" xmlns:cx8="http://schemas.microsoft.com/office/drawing/2016/5/14/chartex" xmlns:mc="http://schemas.openxmlformats.org/markup-compatibility/2006" xmlns:aink="http://schemas.microsoft.com/office/drawing/2016/ink" xmlns:am3d="http://schemas.microsoft.com/office/drawing/2017/model3d" xmlns:o="urn:schemas-microsoft-com:office:office" xmlns:oel="http://schemas.microsoft.com/office/2019/extlst" xmlns:r="http://schemas.openxmlformats.org/officeDocument/2006/relationships" xmlns:m="http://schemas.openxmlformats.org/officeDocument/2006/math" xmlns:v="urn:schemas-microsoft-com:vml" xmlns:wp14="http://schemas.microsoft.com/office/word/2010/wordprocessingDrawing" xmlns:wp="http://schemas.openxmlformats.org/drawingml/2006/wordprocessingDrawing" xmlns:w10="urn:schemas-microsoft-com:office:word" xmlns:w="http://schemas.openxmlformats.org/wordprocessingml/2006/main" xmlns:w14="http://schemas.microsoft.com/office/word/2010/wordml" xmlns:w15="http://schemas.microsoft.com/office/word/2012/wordml" xmlns:w16cex="http://schemas.microsoft.com/office/word/2018/wordml/cex" xmlns:w16cid="http://schemas.microsoft.com/office/word/2016/wordml/cid" xmlns:w16="http://schemas.microsoft.com/office/word/2018/wordml" xmlns:w16du="http://schemas.microsoft.com/office/word/2023/wordml/word16du" xmlns:w16sdtdh="http://schemas.microsoft.com/office/word/2020/wordml/sdtdatahash" xmlns:w16se="http://schemas.microsoft.com/office/word/2015/wordml/symex" xmlns:wpg="http://schemas.microsoft.com/office/word/2010/wordprocessingGroup" xmlns:wpi="http://schemas.microsoft.com/office/word/2010/wordprocessingInk" xmlns:wne="http://schemas.microsoft.com/office/word/2006/wordml" xmlns:wps="http://schemas.microsoft.com/office/word/2010/wordprocessingShape" mc:Ignorable="w14 w15 w16se w16cid w16 w16cex w16sdtdh w16du wp14">
   <w:endnote w:type="separator" w:id="-1">
     <w:p>
       <w:pPr>
@@ -30104,7 +28587,7 @@
 </file>
 
 <file path=word/footer1.xml><?xml version="1.0" encoding="utf-8"?>
-<w:ftr xmlns:wpc="http://schemas.microsoft.com/office/word/2010/wordprocessingCanvas" xmlns:cx="http://schemas.microsoft.com/office/drawing/2014/chartex" xmlns:cx1="http://schemas.microsoft.com/office/drawing/2015/9/8/chartex" xmlns:cx2="http://schemas.microsoft.com/office/drawing/2015/10/21/chartex" xmlns:cx3="http://schemas.microsoft.com/office/drawing/2016/5/9/chartex" xmlns:cx4="http://schemas.microsoft.com/office/drawing/2016/5/10/chartex" xmlns:cx5="http://schemas.microsoft.com/office/drawing/2016/5/11/chartex" xmlns:cx6="http://schemas.microsoft.com/office/drawing/2016/5/12/chartex" xmlns:cx7="http://schemas.microsoft.com/office/drawing/2016/5/13/chartex" xmlns:cx8="http://schemas.microsoft.com/office/drawing/2016/5/14/chartex" xmlns:mc="http://schemas.openxmlformats.org/markup-compatibility/2006" xmlns:aink="http://schemas.microsoft.com/office/drawing/2016/ink" xmlns:am3d="http://schemas.microsoft.com/office/drawing/2017/model3d" xmlns:o="urn:schemas-microsoft-com:office:office" xmlns:oel="http://schemas.microsoft.com/office/2019/extlst" xmlns:r="http://schemas.openxmlformats.org/officeDocument/2006/relationships" xmlns:m="http://schemas.openxmlformats.org/officeDocument/2006/math" xmlns:v="urn:schemas-microsoft-com:vml" xmlns:wp14="http://schemas.microsoft.com/office/word/2010/wordprocessingDrawing" xmlns:wp="http://schemas.openxmlformats.org/drawingml/2006/wordprocessingDrawing" xmlns:w10="urn:schemas-microsoft-com:office:word" xmlns:w="http://schemas.openxmlformats.org/wordprocessingml/2006/main" xmlns:w14="http://schemas.microsoft.com/office/word/2010/wordml" xmlns:w15="http://schemas.microsoft.com/office/word/2012/wordml" xmlns:w16cex="http://schemas.microsoft.com/office/word/2018/wordml/cex" xmlns:w16cid="http://schemas.microsoft.com/office/word/2016/wordml/cid" xmlns:w16="http://schemas.microsoft.com/office/word/2018/wordml" xmlns:w16du="http://schemas.microsoft.com/office/word/2023/wordml/word16du" xmlns:w16sdtdh="http://schemas.microsoft.com/office/word/2020/wordml/sdtdatahash" xmlns:w16sdtfl="http://schemas.microsoft.com/office/word/2024/wordml/sdtformatlock" xmlns:w16se="http://schemas.microsoft.com/office/word/2015/wordml/symex" xmlns:wpg="http://schemas.microsoft.com/office/word/2010/wordprocessingGroup" xmlns:wpi="http://schemas.microsoft.com/office/word/2010/wordprocessingInk" xmlns:wne="http://schemas.microsoft.com/office/word/2006/wordml" xmlns:wps="http://schemas.microsoft.com/office/word/2010/wordprocessingShape" mc:Ignorable="w14 w15 w16se w16cid w16 w16cex w16sdtdh w16sdtfl w16du wp14">
+<w:ftr xmlns:wpc="http://schemas.microsoft.com/office/word/2010/wordprocessingCanvas" xmlns:cx="http://schemas.microsoft.com/office/drawing/2014/chartex" xmlns:cx1="http://schemas.microsoft.com/office/drawing/2015/9/8/chartex" xmlns:cx2="http://schemas.microsoft.com/office/drawing/2015/10/21/chartex" xmlns:cx3="http://schemas.microsoft.com/office/drawing/2016/5/9/chartex" xmlns:cx4="http://schemas.microsoft.com/office/drawing/2016/5/10/chartex" xmlns:cx5="http://schemas.microsoft.com/office/drawing/2016/5/11/chartex" xmlns:cx6="http://schemas.microsoft.com/office/drawing/2016/5/12/chartex" xmlns:cx7="http://schemas.microsoft.com/office/drawing/2016/5/13/chartex" xmlns:cx8="http://schemas.microsoft.com/office/drawing/2016/5/14/chartex" xmlns:mc="http://schemas.openxmlformats.org/markup-compatibility/2006" xmlns:aink="http://schemas.microsoft.com/office/drawing/2016/ink" xmlns:am3d="http://schemas.microsoft.com/office/drawing/2017/model3d" xmlns:o="urn:schemas-microsoft-com:office:office" xmlns:oel="http://schemas.microsoft.com/office/2019/extlst" xmlns:r="http://schemas.openxmlformats.org/officeDocument/2006/relationships" xmlns:m="http://schemas.openxmlformats.org/officeDocument/2006/math" xmlns:v="urn:schemas-microsoft-com:vml" xmlns:wp14="http://schemas.microsoft.com/office/word/2010/wordprocessingDrawing" xmlns:wp="http://schemas.openxmlformats.org/drawingml/2006/wordprocessingDrawing" xmlns:w10="urn:schemas-microsoft-com:office:word" xmlns:w="http://schemas.openxmlformats.org/wordprocessingml/2006/main" xmlns:w14="http://schemas.microsoft.com/office/word/2010/wordml" xmlns:w15="http://schemas.microsoft.com/office/word/2012/wordml" xmlns:w16cex="http://schemas.microsoft.com/office/word/2018/wordml/cex" xmlns:w16cid="http://schemas.microsoft.com/office/word/2016/wordml/cid" xmlns:w16="http://schemas.microsoft.com/office/word/2018/wordml" xmlns:w16du="http://schemas.microsoft.com/office/word/2023/wordml/word16du" xmlns:w16sdtdh="http://schemas.microsoft.com/office/word/2020/wordml/sdtdatahash" xmlns:w16se="http://schemas.microsoft.com/office/word/2015/wordml/symex" xmlns:wpg="http://schemas.microsoft.com/office/word/2010/wordprocessingGroup" xmlns:wpi="http://schemas.microsoft.com/office/word/2010/wordprocessingInk" xmlns:wne="http://schemas.microsoft.com/office/word/2006/wordml" xmlns:wps="http://schemas.microsoft.com/office/word/2010/wordprocessingShape" mc:Ignorable="w14 w15 w16se w16cid w16 w16cex w16sdtdh w16du wp14">
   <w:sdt>
     <w:sdtPr>
       <w:rPr>
@@ -30155,7 +28638,7 @@
 </file>
 
 <file path=word/footer2.xml><?xml version="1.0" encoding="utf-8"?>
-<w:ftr xmlns:wpc="http://schemas.microsoft.com/office/word/2010/wordprocessingCanvas" xmlns:cx="http://schemas.microsoft.com/office/drawing/2014/chartex" xmlns:cx1="http://schemas.microsoft.com/office/drawing/2015/9/8/chartex" xmlns:cx2="http://schemas.microsoft.com/office/drawing/2015/10/21/chartex" xmlns:cx3="http://schemas.microsoft.com/office/drawing/2016/5/9/chartex" xmlns:cx4="http://schemas.microsoft.com/office/drawing/2016/5/10/chartex" xmlns:cx5="http://schemas.microsoft.com/office/drawing/2016/5/11/chartex" xmlns:cx6="http://schemas.microsoft.com/office/drawing/2016/5/12/chartex" xmlns:cx7="http://schemas.microsoft.com/office/drawing/2016/5/13/chartex" xmlns:cx8="http://schemas.microsoft.com/office/drawing/2016/5/14/chartex" xmlns:mc="http://schemas.openxmlformats.org/markup-compatibility/2006" xmlns:aink="http://schemas.microsoft.com/office/drawing/2016/ink" xmlns:am3d="http://schemas.microsoft.com/office/drawing/2017/model3d" xmlns:o="urn:schemas-microsoft-com:office:office" xmlns:oel="http://schemas.microsoft.com/office/2019/extlst" xmlns:r="http://schemas.openxmlformats.org/officeDocument/2006/relationships" xmlns:m="http://schemas.openxmlformats.org/officeDocument/2006/math" xmlns:v="urn:schemas-microsoft-com:vml" xmlns:wp14="http://schemas.microsoft.com/office/word/2010/wordprocessingDrawing" xmlns:wp="http://schemas.openxmlformats.org/drawingml/2006/wordprocessingDrawing" xmlns:w10="urn:schemas-microsoft-com:office:word" xmlns:w="http://schemas.openxmlformats.org/wordprocessingml/2006/main" xmlns:w14="http://schemas.microsoft.com/office/word/2010/wordml" xmlns:w15="http://schemas.microsoft.com/office/word/2012/wordml" xmlns:w16cex="http://schemas.microsoft.com/office/word/2018/wordml/cex" xmlns:w16cid="http://schemas.microsoft.com/office/word/2016/wordml/cid" xmlns:w16="http://schemas.microsoft.com/office/word/2018/wordml" xmlns:w16du="http://schemas.microsoft.com/office/word/2023/wordml/word16du" xmlns:w16sdtdh="http://schemas.microsoft.com/office/word/2020/wordml/sdtdatahash" xmlns:w16sdtfl="http://schemas.microsoft.com/office/word/2024/wordml/sdtformatlock" xmlns:w16se="http://schemas.microsoft.com/office/word/2015/wordml/symex" xmlns:wpg="http://schemas.microsoft.com/office/word/2010/wordprocessingGroup" xmlns:wpi="http://schemas.microsoft.com/office/word/2010/wordprocessingInk" xmlns:wne="http://schemas.microsoft.com/office/word/2006/wordml" xmlns:wps="http://schemas.microsoft.com/office/word/2010/wordprocessingShape" mc:Ignorable="w14 w15 w16se w16cid w16 w16cex w16sdtdh w16sdtfl w16du wp14">
+<w:ftr xmlns:wpc="http://schemas.microsoft.com/office/word/2010/wordprocessingCanvas" xmlns:cx="http://schemas.microsoft.com/office/drawing/2014/chartex" xmlns:cx1="http://schemas.microsoft.com/office/drawing/2015/9/8/chartex" xmlns:cx2="http://schemas.microsoft.com/office/drawing/2015/10/21/chartex" xmlns:cx3="http://schemas.microsoft.com/office/drawing/2016/5/9/chartex" xmlns:cx4="http://schemas.microsoft.com/office/drawing/2016/5/10/chartex" xmlns:cx5="http://schemas.microsoft.com/office/drawing/2016/5/11/chartex" xmlns:cx6="http://schemas.microsoft.com/office/drawing/2016/5/12/chartex" xmlns:cx7="http://schemas.microsoft.com/office/drawing/2016/5/13/chartex" xmlns:cx8="http://schemas.microsoft.com/office/drawing/2016/5/14/chartex" xmlns:mc="http://schemas.openxmlformats.org/markup-compatibility/2006" xmlns:aink="http://schemas.microsoft.com/office/drawing/2016/ink" xmlns:am3d="http://schemas.microsoft.com/office/drawing/2017/model3d" xmlns:o="urn:schemas-microsoft-com:office:office" xmlns:oel="http://schemas.microsoft.com/office/2019/extlst" xmlns:r="http://schemas.openxmlformats.org/officeDocument/2006/relationships" xmlns:m="http://schemas.openxmlformats.org/officeDocument/2006/math" xmlns:v="urn:schemas-microsoft-com:vml" xmlns:wp14="http://schemas.microsoft.com/office/word/2010/wordprocessingDrawing" xmlns:wp="http://schemas.openxmlformats.org/drawingml/2006/wordprocessingDrawing" xmlns:w10="urn:schemas-microsoft-com:office:word" xmlns:w="http://schemas.openxmlformats.org/wordprocessingml/2006/main" xmlns:w14="http://schemas.microsoft.com/office/word/2010/wordml" xmlns:w15="http://schemas.microsoft.com/office/word/2012/wordml" xmlns:w16cex="http://schemas.microsoft.com/office/word/2018/wordml/cex" xmlns:w16cid="http://schemas.microsoft.com/office/word/2016/wordml/cid" xmlns:w16="http://schemas.microsoft.com/office/word/2018/wordml" xmlns:w16du="http://schemas.microsoft.com/office/word/2023/wordml/word16du" xmlns:w16sdtdh="http://schemas.microsoft.com/office/word/2020/wordml/sdtdatahash" xmlns:w16se="http://schemas.microsoft.com/office/word/2015/wordml/symex" xmlns:wpg="http://schemas.microsoft.com/office/word/2010/wordprocessingGroup" xmlns:wpi="http://schemas.microsoft.com/office/word/2010/wordprocessingInk" xmlns:wne="http://schemas.microsoft.com/office/word/2006/wordml" xmlns:wps="http://schemas.microsoft.com/office/word/2010/wordprocessingShape" mc:Ignorable="w14 w15 w16se w16cid w16 w16cex w16sdtdh w16du wp14">
   <w:sdt>
     <w:sdtPr>
       <w:rPr>
@@ -30219,7 +28702,7 @@
 </file>
 
 <file path=word/footnotes.xml><?xml version="1.0" encoding="utf-8"?>
-<w:footnotes xmlns:wpc="http://schemas.microsoft.com/office/word/2010/wordprocessingCanvas" xmlns:cx="http://schemas.microsoft.com/office/drawing/2014/chartex" xmlns:cx1="http://schemas.microsoft.com/office/drawing/2015/9/8/chartex" xmlns:cx2="http://schemas.microsoft.com/office/drawing/2015/10/21/chartex" xmlns:cx3="http://schemas.microsoft.com/office/drawing/2016/5/9/chartex" xmlns:cx4="http://schemas.microsoft.com/office/drawing/2016/5/10/chartex" xmlns:cx5="http://schemas.microsoft.com/office/drawing/2016/5/11/chartex" xmlns:cx6="http://schemas.microsoft.com/office/drawing/2016/5/12/chartex" xmlns:cx7="http://schemas.microsoft.com/office/drawing/2016/5/13/chartex" xmlns:cx8="http://schemas.microsoft.com/office/drawing/2016/5/14/chartex" xmlns:mc="http://schemas.openxmlformats.org/markup-compatibility/2006" xmlns:aink="http://schemas.microsoft.com/office/drawing/2016/ink" xmlns:am3d="http://schemas.microsoft.com/office/drawing/2017/model3d" xmlns:o="urn:schemas-microsoft-com:office:office" xmlns:oel="http://schemas.microsoft.com/office/2019/extlst" xmlns:r="http://schemas.openxmlformats.org/officeDocument/2006/relationships" xmlns:m="http://schemas.openxmlformats.org/officeDocument/2006/math" xmlns:v="urn:schemas-microsoft-com:vml" xmlns:wp14="http://schemas.microsoft.com/office/word/2010/wordprocessingDrawing" xmlns:wp="http://schemas.openxmlformats.org/drawingml/2006/wordprocessingDrawing" xmlns:w10="urn:schemas-microsoft-com:office:word" xmlns:w="http://schemas.openxmlformats.org/wordprocessingml/2006/main" xmlns:w14="http://schemas.microsoft.com/office/word/2010/wordml" xmlns:w15="http://schemas.microsoft.com/office/word/2012/wordml" xmlns:w16cex="http://schemas.microsoft.com/office/word/2018/wordml/cex" xmlns:w16cid="http://schemas.microsoft.com/office/word/2016/wordml/cid" xmlns:w16="http://schemas.microsoft.com/office/word/2018/wordml" xmlns:w16du="http://schemas.microsoft.com/office/word/2023/wordml/word16du" xmlns:w16sdtdh="http://schemas.microsoft.com/office/word/2020/wordml/sdtdatahash" xmlns:w16sdtfl="http://schemas.microsoft.com/office/word/2024/wordml/sdtformatlock" xmlns:w16se="http://schemas.microsoft.com/office/word/2015/wordml/symex" xmlns:wpg="http://schemas.microsoft.com/office/word/2010/wordprocessingGroup" xmlns:wpi="http://schemas.microsoft.com/office/word/2010/wordprocessingInk" xmlns:wne="http://schemas.microsoft.com/office/word/2006/wordml" xmlns:wps="http://schemas.microsoft.com/office/word/2010/wordprocessingShape" mc:Ignorable="w14 w15 w16se w16cid w16 w16cex w16sdtdh w16sdtfl w16du wp14">
+<w:footnotes xmlns:wpc="http://schemas.microsoft.com/office/word/2010/wordprocessingCanvas" xmlns:cx="http://schemas.microsoft.com/office/drawing/2014/chartex" xmlns:cx1="http://schemas.microsoft.com/office/drawing/2015/9/8/chartex" xmlns:cx2="http://schemas.microsoft.com/office/drawing/2015/10/21/chartex" xmlns:cx3="http://schemas.microsoft.com/office/drawing/2016/5/9/chartex" xmlns:cx4="http://schemas.microsoft.com/office/drawing/2016/5/10/chartex" xmlns:cx5="http://schemas.microsoft.com/office/drawing/2016/5/11/chartex" xmlns:cx6="http://schemas.microsoft.com/office/drawing/2016/5/12/chartex" xmlns:cx7="http://schemas.microsoft.com/office/drawing/2016/5/13/chartex" xmlns:cx8="http://schemas.microsoft.com/office/drawing/2016/5/14/chartex" xmlns:mc="http://schemas.openxmlformats.org/markup-compatibility/2006" xmlns:aink="http://schemas.microsoft.com/office/drawing/2016/ink" xmlns:am3d="http://schemas.microsoft.com/office/drawing/2017/model3d" xmlns:o="urn:schemas-microsoft-com:office:office" xmlns:oel="http://schemas.microsoft.com/office/2019/extlst" xmlns:r="http://schemas.openxmlformats.org/officeDocument/2006/relationships" xmlns:m="http://schemas.openxmlformats.org/officeDocument/2006/math" xmlns:v="urn:schemas-microsoft-com:vml" xmlns:wp14="http://schemas.microsoft.com/office/word/2010/wordprocessingDrawing" xmlns:wp="http://schemas.openxmlformats.org/drawingml/2006/wordprocessingDrawing" xmlns:w10="urn:schemas-microsoft-com:office:word" xmlns:w="http://schemas.openxmlformats.org/wordprocessingml/2006/main" xmlns:w14="http://schemas.microsoft.com/office/word/2010/wordml" xmlns:w15="http://schemas.microsoft.com/office/word/2012/wordml" xmlns:w16cex="http://schemas.microsoft.com/office/word/2018/wordml/cex" xmlns:w16cid="http://schemas.microsoft.com/office/word/2016/wordml/cid" xmlns:w16="http://schemas.microsoft.com/office/word/2018/wordml" xmlns:w16du="http://schemas.microsoft.com/office/word/2023/wordml/word16du" xmlns:w16sdtdh="http://schemas.microsoft.com/office/word/2020/wordml/sdtdatahash" xmlns:w16se="http://schemas.microsoft.com/office/word/2015/wordml/symex" xmlns:wpg="http://schemas.microsoft.com/office/word/2010/wordprocessingGroup" xmlns:wpi="http://schemas.microsoft.com/office/word/2010/wordprocessingInk" xmlns:wne="http://schemas.microsoft.com/office/word/2006/wordml" xmlns:wps="http://schemas.microsoft.com/office/word/2010/wordprocessingShape" mc:Ignorable="w14 w15 w16se w16cid w16 w16cex w16sdtdh w16du wp14">
   <w:footnote w:type="separator" w:id="-1">
     <w:p>
       <w:pPr>
@@ -30370,7 +28853,7 @@
 </file>
 
 <file path=word/header1.xml><?xml version="1.0" encoding="utf-8"?>
-<w:hdr xmlns:wpc="http://schemas.microsoft.com/office/word/2010/wordprocessingCanvas" xmlns:cx="http://schemas.microsoft.com/office/drawing/2014/chartex" xmlns:cx1="http://schemas.microsoft.com/office/drawing/2015/9/8/chartex" xmlns:cx2="http://schemas.microsoft.com/office/drawing/2015/10/21/chartex" xmlns:cx3="http://schemas.microsoft.com/office/drawing/2016/5/9/chartex" xmlns:cx4="http://schemas.microsoft.com/office/drawing/2016/5/10/chartex" xmlns:cx5="http://schemas.microsoft.com/office/drawing/2016/5/11/chartex" xmlns:cx6="http://schemas.microsoft.com/office/drawing/2016/5/12/chartex" xmlns:cx7="http://schemas.microsoft.com/office/drawing/2016/5/13/chartex" xmlns:cx8="http://schemas.microsoft.com/office/drawing/2016/5/14/chartex" xmlns:mc="http://schemas.openxmlformats.org/markup-compatibility/2006" xmlns:aink="http://schemas.microsoft.com/office/drawing/2016/ink" xmlns:am3d="http://schemas.microsoft.com/office/drawing/2017/model3d" xmlns:o="urn:schemas-microsoft-com:office:office" xmlns:oel="http://schemas.microsoft.com/office/2019/extlst" xmlns:r="http://schemas.openxmlformats.org/officeDocument/2006/relationships" xmlns:m="http://schemas.openxmlformats.org/officeDocument/2006/math" xmlns:v="urn:schemas-microsoft-com:vml" xmlns:wp14="http://schemas.microsoft.com/office/word/2010/wordprocessingDrawing" xmlns:wp="http://schemas.openxmlformats.org/drawingml/2006/wordprocessingDrawing" xmlns:w10="urn:schemas-microsoft-com:office:word" xmlns:w="http://schemas.openxmlformats.org/wordprocessingml/2006/main" xmlns:w14="http://schemas.microsoft.com/office/word/2010/wordml" xmlns:w15="http://schemas.microsoft.com/office/word/2012/wordml" xmlns:w16cex="http://schemas.microsoft.com/office/word/2018/wordml/cex" xmlns:w16cid="http://schemas.microsoft.com/office/word/2016/wordml/cid" xmlns:w16="http://schemas.microsoft.com/office/word/2018/wordml" xmlns:w16du="http://schemas.microsoft.com/office/word/2023/wordml/word16du" xmlns:w16sdtdh="http://schemas.microsoft.com/office/word/2020/wordml/sdtdatahash" xmlns:w16sdtfl="http://schemas.microsoft.com/office/word/2024/wordml/sdtformatlock" xmlns:w16se="http://schemas.microsoft.com/office/word/2015/wordml/symex" xmlns:wpg="http://schemas.microsoft.com/office/word/2010/wordprocessingGroup" xmlns:wpi="http://schemas.microsoft.com/office/word/2010/wordprocessingInk" xmlns:wne="http://schemas.microsoft.com/office/word/2006/wordml" xmlns:wps="http://schemas.microsoft.com/office/word/2010/wordprocessingShape" mc:Ignorable="w14 w15 w16se w16cid w16 w16cex w16sdtdh w16sdtfl w16du wp14">
+<w:hdr xmlns:wpc="http://schemas.microsoft.com/office/word/2010/wordprocessingCanvas" xmlns:cx="http://schemas.microsoft.com/office/drawing/2014/chartex" xmlns:cx1="http://schemas.microsoft.com/office/drawing/2015/9/8/chartex" xmlns:cx2="http://schemas.microsoft.com/office/drawing/2015/10/21/chartex" xmlns:cx3="http://schemas.microsoft.com/office/drawing/2016/5/9/chartex" xmlns:cx4="http://schemas.microsoft.com/office/drawing/2016/5/10/chartex" xmlns:cx5="http://schemas.microsoft.com/office/drawing/2016/5/11/chartex" xmlns:cx6="http://schemas.microsoft.com/office/drawing/2016/5/12/chartex" xmlns:cx7="http://schemas.microsoft.com/office/drawing/2016/5/13/chartex" xmlns:cx8="http://schemas.microsoft.com/office/drawing/2016/5/14/chartex" xmlns:mc="http://schemas.openxmlformats.org/markup-compatibility/2006" xmlns:aink="http://schemas.microsoft.com/office/drawing/2016/ink" xmlns:am3d="http://schemas.microsoft.com/office/drawing/2017/model3d" xmlns:o="urn:schemas-microsoft-com:office:office" xmlns:oel="http://schemas.microsoft.com/office/2019/extlst" xmlns:r="http://schemas.openxmlformats.org/officeDocument/2006/relationships" xmlns:m="http://schemas.openxmlformats.org/officeDocument/2006/math" xmlns:v="urn:schemas-microsoft-com:vml" xmlns:wp14="http://schemas.microsoft.com/office/word/2010/wordprocessingDrawing" xmlns:wp="http://schemas.openxmlformats.org/drawingml/2006/wordprocessingDrawing" xmlns:w10="urn:schemas-microsoft-com:office:word" xmlns:w="http://schemas.openxmlformats.org/wordprocessingml/2006/main" xmlns:w14="http://schemas.microsoft.com/office/word/2010/wordml" xmlns:w15="http://schemas.microsoft.com/office/word/2012/wordml" xmlns:w16cex="http://schemas.microsoft.com/office/word/2018/wordml/cex" xmlns:w16cid="http://schemas.microsoft.com/office/word/2016/wordml/cid" xmlns:w16="http://schemas.microsoft.com/office/word/2018/wordml" xmlns:w16du="http://schemas.microsoft.com/office/word/2023/wordml/word16du" xmlns:w16sdtdh="http://schemas.microsoft.com/office/word/2020/wordml/sdtdatahash" xmlns:w16se="http://schemas.microsoft.com/office/word/2015/wordml/symex" xmlns:wpg="http://schemas.microsoft.com/office/word/2010/wordprocessingGroup" xmlns:wpi="http://schemas.microsoft.com/office/word/2010/wordprocessingInk" xmlns:wne="http://schemas.microsoft.com/office/word/2006/wordml" xmlns:wps="http://schemas.microsoft.com/office/word/2010/wordprocessingShape" mc:Ignorable="w14 w15 w16se w16cid w16 w16cex w16sdtdh w16du wp14">
   <w:p>
     <w:pPr>
       <w:pStyle w:val="Kopfzeile"/>
@@ -30390,7 +28873,7 @@
 </file>
 
 <file path=word/numbering.xml><?xml version="1.0" encoding="utf-8"?>
-<w:numbering xmlns:wpc="http://schemas.microsoft.com/office/word/2010/wordprocessingCanvas" xmlns:cx="http://schemas.microsoft.com/office/drawing/2014/chartex" xmlns:cx1="http://schemas.microsoft.com/office/drawing/2015/9/8/chartex" xmlns:cx2="http://schemas.microsoft.com/office/drawing/2015/10/21/chartex" xmlns:cx3="http://schemas.microsoft.com/office/drawing/2016/5/9/chartex" xmlns:cx4="http://schemas.microsoft.com/office/drawing/2016/5/10/chartex" xmlns:cx5="http://schemas.microsoft.com/office/drawing/2016/5/11/chartex" xmlns:cx6="http://schemas.microsoft.com/office/drawing/2016/5/12/chartex" xmlns:cx7="http://schemas.microsoft.com/office/drawing/2016/5/13/chartex" xmlns:cx8="http://schemas.microsoft.com/office/drawing/2016/5/14/chartex" xmlns:mc="http://schemas.openxmlformats.org/markup-compatibility/2006" xmlns:aink="http://schemas.microsoft.com/office/drawing/2016/ink" xmlns:am3d="http://schemas.microsoft.com/office/drawing/2017/model3d" xmlns:o="urn:schemas-microsoft-com:office:office" xmlns:oel="http://schemas.microsoft.com/office/2019/extlst" xmlns:r="http://schemas.openxmlformats.org/officeDocument/2006/relationships" xmlns:m="http://schemas.openxmlformats.org/officeDocument/2006/math" xmlns:v="urn:schemas-microsoft-com:vml" xmlns:wp14="http://schemas.microsoft.com/office/word/2010/wordprocessingDrawing" xmlns:wp="http://schemas.openxmlformats.org/drawingml/2006/wordprocessingDrawing" xmlns:w10="urn:schemas-microsoft-com:office:word" xmlns:w="http://schemas.openxmlformats.org/wordprocessingml/2006/main" xmlns:w14="http://schemas.microsoft.com/office/word/2010/wordml" xmlns:w15="http://schemas.microsoft.com/office/word/2012/wordml" xmlns:w16cex="http://schemas.microsoft.com/office/word/2018/wordml/cex" xmlns:w16cid="http://schemas.microsoft.com/office/word/2016/wordml/cid" xmlns:w16="http://schemas.microsoft.com/office/word/2018/wordml" xmlns:w16du="http://schemas.microsoft.com/office/word/2023/wordml/word16du" xmlns:w16sdtdh="http://schemas.microsoft.com/office/word/2020/wordml/sdtdatahash" xmlns:w16sdtfl="http://schemas.microsoft.com/office/word/2024/wordml/sdtformatlock" xmlns:w16se="http://schemas.microsoft.com/office/word/2015/wordml/symex" xmlns:wpg="http://schemas.microsoft.com/office/word/2010/wordprocessingGroup" xmlns:wpi="http://schemas.microsoft.com/office/word/2010/wordprocessingInk" xmlns:wne="http://schemas.microsoft.com/office/word/2006/wordml" xmlns:wps="http://schemas.microsoft.com/office/word/2010/wordprocessingShape" mc:Ignorable="w14 w15 w16se w16cid w16 w16cex w16sdtdh w16sdtfl w16du wp14">
+<w:numbering xmlns:wpc="http://schemas.microsoft.com/office/word/2010/wordprocessingCanvas" xmlns:cx="http://schemas.microsoft.com/office/drawing/2014/chartex" xmlns:cx1="http://schemas.microsoft.com/office/drawing/2015/9/8/chartex" xmlns:cx2="http://schemas.microsoft.com/office/drawing/2015/10/21/chartex" xmlns:cx3="http://schemas.microsoft.com/office/drawing/2016/5/9/chartex" xmlns:cx4="http://schemas.microsoft.com/office/drawing/2016/5/10/chartex" xmlns:cx5="http://schemas.microsoft.com/office/drawing/2016/5/11/chartex" xmlns:cx6="http://schemas.microsoft.com/office/drawing/2016/5/12/chartex" xmlns:cx7="http://schemas.microsoft.com/office/drawing/2016/5/13/chartex" xmlns:cx8="http://schemas.microsoft.com/office/drawing/2016/5/14/chartex" xmlns:mc="http://schemas.openxmlformats.org/markup-compatibility/2006" xmlns:aink="http://schemas.microsoft.com/office/drawing/2016/ink" xmlns:am3d="http://schemas.microsoft.com/office/drawing/2017/model3d" xmlns:o="urn:schemas-microsoft-com:office:office" xmlns:oel="http://schemas.microsoft.com/office/2019/extlst" xmlns:r="http://schemas.openxmlformats.org/officeDocument/2006/relationships" xmlns:m="http://schemas.openxmlformats.org/officeDocument/2006/math" xmlns:v="urn:schemas-microsoft-com:vml" xmlns:wp14="http://schemas.microsoft.com/office/word/2010/wordprocessingDrawing" xmlns:wp="http://schemas.openxmlformats.org/drawingml/2006/wordprocessingDrawing" xmlns:w10="urn:schemas-microsoft-com:office:word" xmlns:w="http://schemas.openxmlformats.org/wordprocessingml/2006/main" xmlns:w14="http://schemas.microsoft.com/office/word/2010/wordml" xmlns:w15="http://schemas.microsoft.com/office/word/2012/wordml" xmlns:w16cex="http://schemas.microsoft.com/office/word/2018/wordml/cex" xmlns:w16cid="http://schemas.microsoft.com/office/word/2016/wordml/cid" xmlns:w16="http://schemas.microsoft.com/office/word/2018/wordml" xmlns:w16du="http://schemas.microsoft.com/office/word/2023/wordml/word16du" xmlns:w16sdtdh="http://schemas.microsoft.com/office/word/2020/wordml/sdtdatahash" xmlns:w16se="http://schemas.microsoft.com/office/word/2015/wordml/symex" xmlns:wpg="http://schemas.microsoft.com/office/word/2010/wordprocessingGroup" xmlns:wpi="http://schemas.microsoft.com/office/word/2010/wordprocessingInk" xmlns:wne="http://schemas.microsoft.com/office/word/2006/wordml" xmlns:wps="http://schemas.microsoft.com/office/word/2010/wordprocessingShape" mc:Ignorable="w14 w15 w16se w16cid w16 w16cex w16sdtdh w16du wp14">
   <w:abstractNum w:abstractNumId="0" w15:restartNumberingAfterBreak="0">
     <w:nsid w:val="01D74A1C"/>
     <w:multiLevelType w:val="hybridMultilevel"/>
@@ -35213,7 +33696,7 @@
 </file>
 
 <file path=word/styles.xml><?xml version="1.0" encoding="utf-8"?>
-<w:styles xmlns:mc="http://schemas.openxmlformats.org/markup-compatibility/2006" xmlns:r="http://schemas.openxmlformats.org/officeDocument/2006/relationships" xmlns:w="http://schemas.openxmlformats.org/wordprocessingml/2006/main" xmlns:w14="http://schemas.microsoft.com/office/word/2010/wordml" xmlns:w15="http://schemas.microsoft.com/office/word/2012/wordml" xmlns:w16cex="http://schemas.microsoft.com/office/word/2018/wordml/cex" xmlns:w16cid="http://schemas.microsoft.com/office/word/2016/wordml/cid" xmlns:w16="http://schemas.microsoft.com/office/word/2018/wordml" xmlns:w16du="http://schemas.microsoft.com/office/word/2023/wordml/word16du" xmlns:w16sdtdh="http://schemas.microsoft.com/office/word/2020/wordml/sdtdatahash" xmlns:w16sdtfl="http://schemas.microsoft.com/office/word/2024/wordml/sdtformatlock" xmlns:w16se="http://schemas.microsoft.com/office/word/2015/wordml/symex" mc:Ignorable="w14 w15 w16se w16cid w16 w16cex w16sdtdh w16sdtfl w16du">
+<w:styles xmlns:mc="http://schemas.openxmlformats.org/markup-compatibility/2006" xmlns:r="http://schemas.openxmlformats.org/officeDocument/2006/relationships" xmlns:w="http://schemas.openxmlformats.org/wordprocessingml/2006/main" xmlns:w14="http://schemas.microsoft.com/office/word/2010/wordml" xmlns:w15="http://schemas.microsoft.com/office/word/2012/wordml" xmlns:w16cex="http://schemas.microsoft.com/office/word/2018/wordml/cex" xmlns:w16cid="http://schemas.microsoft.com/office/word/2016/wordml/cid" xmlns:w16="http://schemas.microsoft.com/office/word/2018/wordml" xmlns:w16du="http://schemas.microsoft.com/office/word/2023/wordml/word16du" xmlns:w16sdtdh="http://schemas.microsoft.com/office/word/2020/wordml/sdtdatahash" xmlns:w16se="http://schemas.microsoft.com/office/word/2015/wordml/symex" mc:Ignorable="w14 w15 w16se w16cid w16 w16cex w16sdtdh w16du">
   <w:docDefaults>
     <w:rPrDefault>
       <w:rPr>
